--- a/交互产品开发/Output/教案/教案_第2周_人类认知与心智摩擦.docx
+++ b/交互产品开发/Output/教案/教案_第2周_人类认知与心智摩擦.docx
@@ -322,7 +322,7 @@
                 <w:kern w:val="0"/>
                 <w:sz w:val="24"/>
               </w:rPr>
-              <w:t xml:space="preserve">2023级数字媒体艺术影视班：第 2 周，周三2-5节</w:t>
+              <w:t xml:space="preserve">2023级数字媒体艺术影视班：第 10 周，周四2-5节</w:t>
             </w:r>
           </w:p>
         </w:tc>
@@ -836,7 +836,7 @@
                 <w:kern w:val="0"/>
                 <w:sz w:val="24"/>
               </w:rPr>
-              <w:t xml:space="preserve">必读书目：</w:t>
+              <w:t xml:space="preserve">课前指定阅读教材与章节：</w:t>
             </w:r>
           </w:p>
           <w:p>
@@ -860,7 +860,31 @@
                 <w:kern w:val="0"/>
                 <w:sz w:val="24"/>
               </w:rPr>
-              <w:t xml:space="preserve">Yvonne Rogers, Helen Sharp, Jennifer Preece 著；刘晓晖 等译：交互设计：超越人机交互（原书第5版）[M]. 机械工业出版社, 2020.</w:t>
+              <w:t xml:space="preserve">《交互设计：超越人机交互（原书第5版）》第四章 认知方面</w:t>
+            </w:r>
+          </w:p>
+          <w:p>
+            <w:pPr>
+              <w:widowControl/>
+              <w:spacing w:before="40" w:after="40" w:line="400" w:lineRule="exact"/>
+              <w:ind w:leftChars="50" w:left="105" w:rightChars="50" w:right="105" w:firstLineChars="200" w:firstLine="480"/>
+              <w:rPr>
+                <w:rFonts w:ascii="FangSong" w:eastAsia="FangSong" w:hAnsi="FangSong" w:cs="FangSong_GB2312"/>
+                <w:bCs/>
+                <w:color w:val="333333"/>
+                <w:kern w:val="0"/>
+                <w:sz w:val="24"/>
+              </w:rPr>
+            </w:pPr>
+            <w:r>
+              <w:rPr>
+                <w:rFonts w:ascii="FangSong" w:eastAsia="FangSong" w:hAnsi="FangSong" w:cs="FangSong_GB2312" w:hint="eastAsia"/>
+                <w:bCs/>
+                <w:color w:val="333333"/>
+                <w:kern w:val="0"/>
+                <w:sz w:val="24"/>
+              </w:rPr>
+              <w:t xml:space="preserve">《交互设计精髓 (About Face 4)》第三章 用户建模：人物角色与目标</w:t>
             </w:r>
           </w:p>
         </w:tc>

--- a/交互产品开发/Output/教案/教案_第2周_人类认知与心智摩擦.docx
+++ b/交互产品开发/Output/教案/教案_第2周_人类认知与心智摩擦.docx
@@ -36,8 +36,8 @@
       </w:tblPr>
       <w:tblGrid>
         <w:gridCol w:w="1246"/>
-        <w:gridCol w:w="3894"/>
-        <w:gridCol w:w="3810"/>
+        <w:gridCol w:w="1740"/>
+        <w:gridCol w:w="5964"/>
       </w:tblGrid>
       <w:tr>
         <w:trPr>
@@ -66,15 +66,15 @@
               <w:jc w:val="center"/>
               <w:rPr>
                 <w:rFonts w:ascii="FangSong_GB2312" w:eastAsia="FangSong_GB2312" w:hAnsi="FangSong_GB2312" w:cs="FangSong_GB2312"/>
-                <w:color w:val="333333"/>
-                <w:kern w:val="0"/>
-                <w:sz w:val="24"/>
-              </w:rPr>
-            </w:pPr>
-            <w:r>
-              <w:rPr>
-                <w:rFonts w:ascii="FangSong_GB2312" w:eastAsia="FangSong_GB2312" w:hAnsi="FangSong_GB2312" w:cs="FangSong_GB2312" w:hint="eastAsia"/>
-                <w:color w:val="FF0000"/>
+                <w:color w:val="000000"/>
+                <w:kern w:val="0"/>
+                <w:sz w:val="24"/>
+              </w:rPr>
+            </w:pPr>
+            <w:r>
+              <w:rPr>
+                <w:rFonts w:ascii="FangSong_GB2312" w:eastAsia="FangSong_GB2312" w:hAnsi="FangSong_GB2312" w:cs="FangSong_GB2312" w:hint="eastAsia"/>
+                <w:color w:val="000000"/>
                 <w:kern w:val="0"/>
                 <w:sz w:val="24"/>
               </w:rPr>
@@ -106,19 +106,19 @@
               <w:jc w:val="center"/>
               <w:rPr>
                 <w:rFonts w:ascii="FangSong_GB2312" w:eastAsia="FangSong_GB2312" w:hAnsi="FangSong_GB2312" w:cs="FangSong_GB2312"/>
-                <w:color w:val="333333"/>
-                <w:kern w:val="0"/>
-                <w:sz w:val="24"/>
-              </w:rPr>
-            </w:pPr>
-            <w:r>
-              <w:rPr>
-                <w:rFonts w:ascii="FangSong_GB2312" w:eastAsia="FangSong_GB2312" w:hAnsi="FangSong_GB2312" w:cs="FangSong_GB2312" w:hint="eastAsia"/>
-                <w:color w:val="FF0000"/>
-                <w:kern w:val="0"/>
-                <w:sz w:val="24"/>
-              </w:rPr>
-              <w:t xml:space="preserve">项目二  人类认知与心智摩擦</w:t>
+                <w:color w:val="000000"/>
+                <w:kern w:val="0"/>
+                <w:sz w:val="24"/>
+              </w:rPr>
+            </w:pPr>
+            <w:r>
+              <w:rPr>
+                <w:rFonts w:ascii="FangSong_GB2312" w:eastAsia="FangSong_GB2312" w:hAnsi="FangSong_GB2312" w:cs="FangSong_GB2312" w:hint="eastAsia"/>
+                <w:color w:val="000000"/>
+                <w:kern w:val="0"/>
+                <w:sz w:val="24"/>
+              </w:rPr>
+              <w:t xml:space="preserve">第2章  人类认知与心智摩擦</w:t>
             </w:r>
           </w:p>
         </w:tc>
@@ -150,15 +150,15 @@
               <w:jc w:val="center"/>
               <w:rPr>
                 <w:rFonts w:ascii="FangSong_GB2312" w:eastAsia="FangSong_GB2312" w:hAnsi="FangSong_GB2312" w:cs="FangSong_GB2312"/>
-                <w:color w:val="333333"/>
-                <w:kern w:val="0"/>
-                <w:sz w:val="24"/>
-              </w:rPr>
-            </w:pPr>
-            <w:r>
-              <w:rPr>
-                <w:rFonts w:ascii="FangSong_GB2312" w:eastAsia="FangSong_GB2312" w:hAnsi="FangSong_GB2312" w:cs="FangSong_GB2312" w:hint="eastAsia"/>
-                <w:color w:val="FF0000"/>
+                <w:color w:val="000000"/>
+                <w:kern w:val="0"/>
+                <w:sz w:val="24"/>
+              </w:rPr>
+            </w:pPr>
+            <w:r>
+              <w:rPr>
+                <w:rFonts w:ascii="FangSong_GB2312" w:eastAsia="FangSong_GB2312" w:hAnsi="FangSong_GB2312" w:cs="FangSong_GB2312" w:hint="eastAsia"/>
+                <w:color w:val="000000"/>
                 <w:kern w:val="0"/>
                 <w:sz w:val="24"/>
               </w:rPr>
@@ -190,19 +190,19 @@
               <w:jc w:val="center"/>
               <w:rPr>
                 <w:rFonts w:ascii="FangSong_GB2312" w:eastAsia="FangSong_GB2312" w:hAnsi="FangSong_GB2312" w:cs="FangSong_GB2312"/>
-                <w:color w:val="333333"/>
-                <w:kern w:val="0"/>
-                <w:sz w:val="24"/>
-              </w:rPr>
-            </w:pPr>
-            <w:r>
-              <w:rPr>
-                <w:rFonts w:ascii="FangSong_GB2312" w:eastAsia="FangSong_GB2312" w:hAnsi="FangSong_GB2312" w:cs="FangSong_GB2312" w:hint="eastAsia"/>
-                <w:color w:val="FF0000"/>
-                <w:kern w:val="0"/>
-                <w:sz w:val="24"/>
-              </w:rPr>
-              <w:t xml:space="preserve">2.1 认知框架与记忆负荷；心智模型与界面隐喻</w:t>
+                <w:color w:val="000000"/>
+                <w:kern w:val="0"/>
+                <w:sz w:val="24"/>
+              </w:rPr>
+            </w:pPr>
+            <w:r>
+              <w:rPr>
+                <w:rFonts w:ascii="FangSong_GB2312" w:eastAsia="FangSong_GB2312" w:hAnsi="FangSong_GB2312" w:cs="FangSong_GB2312" w:hint="eastAsia"/>
+                <w:color w:val="000000"/>
+                <w:kern w:val="0"/>
+                <w:sz w:val="24"/>
+              </w:rPr>
+              <w:t xml:space="preserve">2.1 认知框架与记忆负荷优化实践；心智模型与界面隐喻</w:t>
             </w:r>
           </w:p>
           <w:p>
@@ -213,15 +213,15 @@
               <w:jc w:val="center"/>
               <w:rPr>
                 <w:rFonts w:ascii="FangSong_GB2312" w:eastAsia="FangSong_GB2312" w:hAnsi="FangSong_GB2312" w:cs="FangSong_GB2312"/>
-                <w:color w:val="333333"/>
-                <w:kern w:val="0"/>
-                <w:sz w:val="24"/>
-              </w:rPr>
-            </w:pPr>
-            <w:r>
-              <w:rPr>
-                <w:rFonts w:ascii="FangSong_GB2312" w:eastAsia="FangSong_GB2312" w:hAnsi="FangSong_GB2312" w:cs="FangSong_GB2312" w:hint="eastAsia"/>
-                <w:color w:val="FF0000"/>
+                <w:color w:val="000000"/>
+                <w:kern w:val="0"/>
+                <w:sz w:val="24"/>
+              </w:rPr>
+            </w:pPr>
+            <w:r>
+              <w:rPr>
+                <w:rFonts w:ascii="FangSong_GB2312" w:eastAsia="FangSong_GB2312" w:hAnsi="FangSong_GB2312" w:cs="FangSong_GB2312" w:hint="eastAsia"/>
+                <w:color w:val="000000"/>
                 <w:kern w:val="0"/>
                 <w:sz w:val="24"/>
               </w:rPr>
@@ -971,7 +971,7 @@
                 <w:kern w:val="0"/>
                 <w:sz w:val="24"/>
               </w:rPr>
-              <w:t xml:space="preserve">理论讲授、白板推演、热力图认知分析实践</w:t>
+              <w:t xml:space="preserve">项目导引、白板推演、热力图认知分析实践</w:t>
             </w:r>
           </w:p>
         </w:tc>
@@ -1026,7 +1026,7 @@
         </w:tc>
         <w:tc>
           <w:tcPr>
-            <w:tcW w:w="3894" w:type="dxa"/>
+            <w:tcW w:w="1740" w:type="dxa"/>
             <w:tcBorders>
               <w:top w:val="single" w:sz="4" w:space="0" w:color="auto"/>
               <w:left w:val="single" w:sz="4" w:space="0" w:color="auto"/>
@@ -1061,7 +1061,7 @@
         </w:tc>
         <w:tc>
           <w:tcPr>
-            <w:tcW w:w="3810" w:type="dxa"/>
+            <w:tcW w:w="5964" w:type="dxa"/>
             <w:tcBorders>
               <w:top w:val="single" w:sz="4" w:space="0" w:color="auto"/>
               <w:left w:val="single" w:sz="4" w:space="0" w:color="auto"/>
@@ -1121,7 +1121,7 @@
         </w:tc>
         <w:tc>
           <w:tcPr>
-            <w:tcW w:w="3894" w:type="dxa"/>
+            <w:tcW w:w="1740" w:type="dxa"/>
             <w:tcBorders>
               <w:top w:val="single" w:sz="4" w:space="0" w:color="auto"/>
               <w:left w:val="single" w:sz="4" w:space="0" w:color="auto"/>
@@ -1156,7 +1156,7 @@
         </w:tc>
         <w:tc>
           <w:tcPr>
-            <w:tcW w:w="3810" w:type="dxa"/>
+            <w:tcW w:w="5964" w:type="dxa"/>
             <w:tcBorders>
               <w:top w:val="single" w:sz="4" w:space="0" w:color="auto"/>
               <w:left w:val="single" w:sz="4" w:space="0" w:color="auto"/>
@@ -1186,47 +1186,87 @@
                 <w:kern w:val="0"/>
                 <w:sz w:val="24"/>
               </w:rPr>
-              <w:t xml:space="preserve">【教学组织】回顾 W01 可用性与体验目标框架</w:t>
-            </w:r>
-          </w:p>
-          <w:p>
-            <w:pPr>
-              <w:widowControl/>
-              <w:spacing w:line="400" w:lineRule="exact"/>
-              <w:jc w:val="left"/>
-              <w:rPr>
-                <w:rFonts w:ascii="FangSong_GB2312" w:eastAsia="FangSong_GB2312" w:hAnsi="FangSong_GB2312" w:cs="FangSong_GB2312"/>
-                <w:kern w:val="0"/>
-                <w:sz w:val="24"/>
-              </w:rPr>
-            </w:pPr>
-            <w:r>
-              <w:rPr>
-                <w:rFonts w:ascii="FangSong_GB2312" w:eastAsia="FangSong_GB2312" w:hAnsi="FangSong_GB2312" w:cs="FangSong_GB2312" w:hint="eastAsia"/>
-                <w:kern w:val="0"/>
-                <w:sz w:val="24"/>
-              </w:rPr>
-              <w:t xml:space="preserve">【教学方法】理论讲授、白板推演、热力图认知分析实践</w:t>
-            </w:r>
-          </w:p>
-          <w:p>
-            <w:pPr>
-              <w:widowControl/>
-              <w:spacing w:line="400" w:lineRule="exact"/>
-              <w:jc w:val="left"/>
-              <w:rPr>
-                <w:rFonts w:ascii="FangSong_GB2312" w:eastAsia="FangSong_GB2312" w:hAnsi="FangSong_GB2312" w:cs="FangSong_GB2312"/>
-                <w:kern w:val="0"/>
-                <w:sz w:val="24"/>
-              </w:rPr>
-            </w:pPr>
-            <w:r>
-              <w:rPr>
-                <w:rFonts w:ascii="FangSong_GB2312" w:eastAsia="FangSong_GB2312" w:hAnsi="FangSong_GB2312" w:cs="FangSong_GB2312" w:hint="eastAsia"/>
-                <w:kern w:val="0"/>
-                <w:sz w:val="24"/>
-              </w:rPr>
-              <w:t xml:space="preserve">【时间安排】约10分钟（0.2理论学时）</w:t>
+              <w:t xml:space="preserve">【教学组织】上次课知识回顾:</w:t>
+            </w:r>
+          </w:p>
+          <w:p>
+            <w:pPr>
+              <w:widowControl/>
+              <w:spacing w:line="400" w:lineRule="exact"/>
+              <w:jc w:val="left"/>
+              <w:rPr>
+                <w:rFonts w:ascii="FangSong_GB2312" w:eastAsia="FangSong_GB2312" w:hAnsi="FangSong_GB2312" w:cs="FangSong_GB2312"/>
+                <w:kern w:val="0"/>
+                <w:sz w:val="24"/>
+              </w:rPr>
+            </w:pPr>
+            <w:r>
+              <w:rPr>
+                <w:rFonts w:ascii="FangSong_GB2312" w:eastAsia="FangSong_GB2312" w:hAnsi="FangSong_GB2312" w:cs="FangSong_GB2312" w:hint="eastAsia"/>
+                <w:kern w:val="0"/>
+                <w:sz w:val="24"/>
+              </w:rPr>
+              <w:t xml:space="preserve">1. 回顾 W01 可用性与体验目标框架</w:t>
+            </w:r>
+          </w:p>
+          <w:p>
+            <w:pPr>
+              <w:widowControl/>
+              <w:spacing w:line="400" w:lineRule="exact"/>
+              <w:jc w:val="left"/>
+              <w:rPr>
+                <w:rFonts w:ascii="FangSong_GB2312" w:eastAsia="FangSong_GB2312" w:hAnsi="FangSong_GB2312" w:cs="FangSong_GB2312"/>
+                <w:kern w:val="0"/>
+                <w:sz w:val="24"/>
+              </w:rPr>
+            </w:pPr>
+            <w:r>
+              <w:rPr>
+                <w:rFonts w:ascii="FangSong_GB2312" w:eastAsia="FangSong_GB2312" w:hAnsi="FangSong_GB2312" w:cs="FangSong_GB2312" w:hint="eastAsia"/>
+                <w:kern w:val="0"/>
+                <w:sz w:val="24"/>
+              </w:rPr>
+              <w:t xml:space="preserve">2. 检查学生对前置知识的掌握情况，建立新旧知识的逻辑桥梁。</w:t>
+            </w:r>
+          </w:p>
+          <w:p>
+            <w:pPr>
+              <w:widowControl/>
+              <w:spacing w:line="400" w:lineRule="exact"/>
+              <w:jc w:val="left"/>
+              <w:rPr>
+                <w:rFonts w:ascii="FangSong_GB2312" w:eastAsia="FangSong_GB2312" w:hAnsi="FangSong_GB2312" w:cs="FangSong_GB2312"/>
+                <w:kern w:val="0"/>
+                <w:sz w:val="24"/>
+              </w:rPr>
+            </w:pPr>
+            <w:r>
+              <w:rPr>
+                <w:rFonts w:ascii="FangSong_GB2312" w:eastAsia="FangSong_GB2312" w:hAnsi="FangSong_GB2312" w:cs="FangSong_GB2312" w:hint="eastAsia"/>
+                <w:kern w:val="0"/>
+                <w:sz w:val="24"/>
+              </w:rPr>
+              <w:t xml:space="preserve">【教学方法】项目导引、白板推演、热力图认知分析实践</w:t>
+            </w:r>
+          </w:p>
+          <w:p>
+            <w:pPr>
+              <w:widowControl/>
+              <w:spacing w:line="400" w:lineRule="exact"/>
+              <w:jc w:val="left"/>
+              <w:rPr>
+                <w:rFonts w:ascii="FangSong_GB2312" w:eastAsia="FangSong_GB2312" w:hAnsi="FangSong_GB2312" w:cs="FangSong_GB2312"/>
+                <w:kern w:val="0"/>
+                <w:sz w:val="24"/>
+              </w:rPr>
+            </w:pPr>
+            <w:r>
+              <w:rPr>
+                <w:rFonts w:ascii="FangSong_GB2312" w:eastAsia="FangSong_GB2312" w:hAnsi="FangSong_GB2312" w:cs="FangSong_GB2312" w:hint="eastAsia"/>
+                <w:kern w:val="0"/>
+                <w:sz w:val="24"/>
+              </w:rPr>
+              <w:t xml:space="preserve">【时间安排】约10分钟（0.2实践学时）</w:t>
             </w:r>
           </w:p>
           <w:p>
@@ -1277,7 +1317,7 @@
         </w:tc>
         <w:tc>
           <w:tcPr>
-            <w:tcW w:w="3894" w:type="dxa"/>
+            <w:tcW w:w="1740" w:type="dxa"/>
             <w:tcBorders>
               <w:top w:val="single" w:sz="4" w:space="0" w:color="auto"/>
               <w:left w:val="single" w:sz="4" w:space="0" w:color="auto"/>
@@ -1313,7 +1353,7 @@
         </w:tc>
         <w:tc>
           <w:tcPr>
-            <w:tcW w:w="3810" w:type="dxa"/>
+            <w:tcW w:w="5964" w:type="dxa"/>
             <w:tcBorders>
               <w:top w:val="single" w:sz="4" w:space="0" w:color="auto"/>
               <w:left w:val="single" w:sz="4" w:space="0" w:color="auto"/>
@@ -1343,47 +1383,107 @@
                 <w:kern w:val="0"/>
                 <w:sz w:val="24"/>
               </w:rPr>
-              <w:t xml:space="preserve">【教学组织】以一组'看似好用却令人抓狂'的界面案例引入，揭示隐形认知摩擦的存在</w:t>
-            </w:r>
-          </w:p>
-          <w:p>
-            <w:pPr>
-              <w:widowControl/>
-              <w:spacing w:line="400" w:lineRule="exact"/>
-              <w:jc w:val="left"/>
-              <w:rPr>
-                <w:rFonts w:ascii="FangSong_GB2312" w:eastAsia="FangSong_GB2312" w:hAnsi="FangSong_GB2312" w:cs="FangSong_GB2312"/>
-                <w:kern w:val="0"/>
-                <w:sz w:val="24"/>
-              </w:rPr>
-            </w:pPr>
-            <w:r>
-              <w:rPr>
-                <w:rFonts w:ascii="FangSong_GB2312" w:eastAsia="FangSong_GB2312" w:hAnsi="FangSong_GB2312" w:cs="FangSong_GB2312" w:hint="eastAsia"/>
-                <w:kern w:val="0"/>
-                <w:sz w:val="24"/>
-              </w:rPr>
-              <w:t xml:space="preserve">【教学方法】理论讲授、白板推演、热力图认知分析实践</w:t>
-            </w:r>
-          </w:p>
-          <w:p>
-            <w:pPr>
-              <w:widowControl/>
-              <w:spacing w:line="400" w:lineRule="exact"/>
-              <w:jc w:val="left"/>
-              <w:rPr>
-                <w:rFonts w:ascii="FangSong_GB2312" w:eastAsia="FangSong_GB2312" w:hAnsi="FangSong_GB2312" w:cs="FangSong_GB2312"/>
-                <w:kern w:val="0"/>
-                <w:sz w:val="24"/>
-              </w:rPr>
-            </w:pPr>
-            <w:r>
-              <w:rPr>
-                <w:rFonts w:ascii="FangSong_GB2312" w:eastAsia="FangSong_GB2312" w:hAnsi="FangSong_GB2312" w:cs="FangSong_GB2312" w:hint="eastAsia"/>
-                <w:kern w:val="0"/>
-                <w:sz w:val="24"/>
-              </w:rPr>
-              <w:t xml:space="preserve">【时间安排】约15分钟（0.3理论学时）</w:t>
+              <w:t xml:space="preserve">【教学组织】课程情境导入:</w:t>
+            </w:r>
+          </w:p>
+          <w:p>
+            <w:pPr>
+              <w:widowControl/>
+              <w:spacing w:line="400" w:lineRule="exact"/>
+              <w:jc w:val="left"/>
+              <w:rPr>
+                <w:rFonts w:ascii="FangSong_GB2312" w:eastAsia="FangSong_GB2312" w:hAnsi="FangSong_GB2312" w:cs="FangSong_GB2312"/>
+                <w:kern w:val="0"/>
+                <w:sz w:val="24"/>
+              </w:rPr>
+            </w:pPr>
+            <w:r>
+              <w:rPr>
+                <w:rFonts w:ascii="FangSong_GB2312" w:eastAsia="FangSong_GB2312" w:hAnsi="FangSong_GB2312" w:cs="FangSong_GB2312" w:hint="eastAsia"/>
+                <w:kern w:val="0"/>
+                <w:sz w:val="24"/>
+              </w:rPr>
+              <w:t xml:space="preserve">1. 以一组'看似好用却令人抓狂'的界面案例引入，揭示隐形认知摩擦的存在</w:t>
+            </w:r>
+          </w:p>
+          <w:p>
+            <w:pPr>
+              <w:widowControl/>
+              <w:spacing w:line="400" w:lineRule="exact"/>
+              <w:jc w:val="left"/>
+              <w:rPr>
+                <w:rFonts w:ascii="FangSong_GB2312" w:eastAsia="FangSong_GB2312" w:hAnsi="FangSong_GB2312" w:cs="FangSong_GB2312"/>
+                <w:kern w:val="0"/>
+                <w:sz w:val="24"/>
+              </w:rPr>
+            </w:pPr>
+            <w:r>
+              <w:rPr>
+                <w:rFonts w:ascii="FangSong_GB2312" w:eastAsia="FangSong_GB2312" w:hAnsi="FangSong_GB2312" w:cs="FangSong_GB2312" w:hint="eastAsia"/>
+                <w:kern w:val="0"/>
+                <w:sz w:val="24"/>
+              </w:rPr>
+              <w:t xml:space="preserve">2. 明确本节课核心聚焦点：心智模型匹配度与降低认知过载的设计法则</w:t>
+            </w:r>
+          </w:p>
+          <w:p>
+            <w:pPr>
+              <w:widowControl/>
+              <w:spacing w:line="400" w:lineRule="exact"/>
+              <w:jc w:val="left"/>
+              <w:rPr>
+                <w:rFonts w:ascii="FangSong_GB2312" w:eastAsia="FangSong_GB2312" w:hAnsi="FangSong_GB2312" w:cs="FangSong_GB2312"/>
+                <w:kern w:val="0"/>
+                <w:sz w:val="24"/>
+              </w:rPr>
+            </w:pPr>
+            <w:r>
+              <w:rPr>
+                <w:rFonts w:ascii="FangSong_GB2312" w:eastAsia="FangSong_GB2312" w:hAnsi="FangSong_GB2312" w:cs="FangSong_GB2312" w:hint="eastAsia"/>
+                <w:kern w:val="0"/>
+                <w:sz w:val="24"/>
+              </w:rPr>
+              <w:t xml:space="preserve">3. 激发学生学习动机与探索兴趣。</w:t>
+            </w:r>
+          </w:p>
+          <w:p>
+            <w:pPr>
+              <w:widowControl/>
+              <w:spacing w:line="400" w:lineRule="exact"/>
+              <w:jc w:val="left"/>
+              <w:rPr>
+                <w:rFonts w:ascii="FangSong_GB2312" w:eastAsia="FangSong_GB2312" w:hAnsi="FangSong_GB2312" w:cs="FangSong_GB2312"/>
+                <w:kern w:val="0"/>
+                <w:sz w:val="24"/>
+              </w:rPr>
+            </w:pPr>
+            <w:r>
+              <w:rPr>
+                <w:rFonts w:ascii="FangSong_GB2312" w:eastAsia="FangSong_GB2312" w:hAnsi="FangSong_GB2312" w:cs="FangSong_GB2312" w:hint="eastAsia"/>
+                <w:kern w:val="0"/>
+                <w:sz w:val="24"/>
+              </w:rPr>
+              <w:t xml:space="preserve">【教学方法】项目导引、白板推演、热力图认知分析实践</w:t>
+            </w:r>
+          </w:p>
+          <w:p>
+            <w:pPr>
+              <w:widowControl/>
+              <w:spacing w:line="400" w:lineRule="exact"/>
+              <w:jc w:val="left"/>
+              <w:rPr>
+                <w:rFonts w:ascii="FangSong_GB2312" w:eastAsia="FangSong_GB2312" w:hAnsi="FangSong_GB2312" w:cs="FangSong_GB2312"/>
+                <w:kern w:val="0"/>
+                <w:sz w:val="24"/>
+              </w:rPr>
+            </w:pPr>
+            <w:r>
+              <w:rPr>
+                <w:rFonts w:ascii="FangSong_GB2312" w:eastAsia="FangSong_GB2312" w:hAnsi="FangSong_GB2312" w:cs="FangSong_GB2312" w:hint="eastAsia"/>
+                <w:kern w:val="0"/>
+                <w:sz w:val="24"/>
+              </w:rPr>
+              <w:t xml:space="preserve">【时间安排】约15分钟（0.3实践学时）</w:t>
             </w:r>
           </w:p>
           <w:p>
@@ -1434,7 +1534,7 @@
         </w:tc>
         <w:tc>
           <w:tcPr>
-            <w:tcW w:w="3894" w:type="dxa"/>
+            <w:tcW w:w="1740" w:type="dxa"/>
             <w:tcBorders>
               <w:top w:val="single" w:sz="4" w:space="0" w:color="auto"/>
               <w:left w:val="single" w:sz="4" w:space="0" w:color="auto"/>
@@ -1463,13 +1563,21 @@
                 <w:kern w:val="0"/>
                 <w:sz w:val="24"/>
               </w:rPr>
-              <w:t>新课讲授</w:t>
-            </w:r>
-          </w:p>
-        </w:tc>
-        <w:tc>
-          <w:tcPr>
-            <w:tcW w:w="3810" w:type="dxa"/>
+              <w:t>新课</w:t>
+            </w:r>
+            <w:r>
+              <w:rPr>
+                <w:rFonts w:ascii="FangSong_GB2312" w:eastAsia="FangSong_GB2312" w:hAnsi="FangSong_GB2312" w:cs="FangSong_GB2312" w:hint="eastAsia"/>
+                <w:kern w:val="0"/>
+                <w:sz w:val="24"/>
+              </w:rPr>
+              <w:t>演示</w:t>
+            </w:r>
+          </w:p>
+        </w:tc>
+        <w:tc>
+          <w:tcPr>
+            <w:tcW w:w="5964" w:type="dxa"/>
             <w:tcBorders>
               <w:top w:val="single" w:sz="4" w:space="0" w:color="auto"/>
               <w:left w:val="single" w:sz="4" w:space="0" w:color="auto"/>
@@ -1499,47 +1607,127 @@
                 <w:kern w:val="0"/>
                 <w:sz w:val="24"/>
               </w:rPr>
-              <w:t xml:space="preserve">【教学组织】认知框架（注意力/感知/记忆）、Miller 法则、心智模型匹配与隐喻设计、格式塔在界面中的应用</w:t>
-            </w:r>
-          </w:p>
-          <w:p>
-            <w:pPr>
-              <w:widowControl/>
-              <w:spacing w:line="400" w:lineRule="exact"/>
-              <w:jc w:val="left"/>
-              <w:rPr>
-                <w:rFonts w:ascii="FangSong_GB2312" w:eastAsia="FangSong_GB2312" w:hAnsi="FangSong_GB2312" w:cs="FangSong_GB2312"/>
-                <w:kern w:val="0"/>
-                <w:sz w:val="24"/>
-              </w:rPr>
-            </w:pPr>
-            <w:r>
-              <w:rPr>
-                <w:rFonts w:ascii="FangSong_GB2312" w:eastAsia="FangSong_GB2312" w:hAnsi="FangSong_GB2312" w:cs="FangSong_GB2312" w:hint="eastAsia"/>
-                <w:kern w:val="0"/>
-                <w:sz w:val="24"/>
-              </w:rPr>
-              <w:t xml:space="preserve">【教学方法】理论讲授、白板推演、热力图认知分析实践</w:t>
-            </w:r>
-          </w:p>
-          <w:p>
-            <w:pPr>
-              <w:widowControl/>
-              <w:spacing w:line="400" w:lineRule="exact"/>
-              <w:jc w:val="left"/>
-              <w:rPr>
-                <w:rFonts w:ascii="FangSong_GB2312" w:eastAsia="FangSong_GB2312" w:hAnsi="FangSong_GB2312" w:cs="FangSong_GB2312"/>
-                <w:kern w:val="0"/>
-                <w:sz w:val="24"/>
-              </w:rPr>
-            </w:pPr>
-            <w:r>
-              <w:rPr>
-                <w:rFonts w:ascii="FangSong_GB2312" w:eastAsia="FangSong_GB2312" w:hAnsi="FangSong_GB2312" w:cs="FangSong_GB2312" w:hint="eastAsia"/>
-                <w:kern w:val="0"/>
-                <w:sz w:val="24"/>
-              </w:rPr>
-              <w:t xml:space="preserve">【时间安排】约110分钟（2.4理论学时）</w:t>
+              <w:t xml:space="preserve">【教学组织】核心方法与实操解析:</w:t>
+            </w:r>
+          </w:p>
+          <w:p>
+            <w:pPr>
+              <w:widowControl/>
+              <w:spacing w:line="400" w:lineRule="exact"/>
+              <w:jc w:val="left"/>
+              <w:rPr>
+                <w:rFonts w:ascii="FangSong_GB2312" w:eastAsia="FangSong_GB2312" w:hAnsi="FangSong_GB2312" w:cs="FangSong_GB2312"/>
+                <w:kern w:val="0"/>
+                <w:sz w:val="24"/>
+              </w:rPr>
+            </w:pPr>
+            <w:r>
+              <w:rPr>
+                <w:rFonts w:ascii="FangSong_GB2312" w:eastAsia="FangSong_GB2312" w:hAnsi="FangSong_GB2312" w:cs="FangSong_GB2312" w:hint="eastAsia"/>
+                <w:kern w:val="0"/>
+                <w:sz w:val="24"/>
+              </w:rPr>
+              <w:t xml:space="preserve">1. 实训主线：认知框架（注意力/感知/记忆）的界面映射、Miller 法则、心智模型匹配与隐喻设计、格式塔在界面中的应用</w:t>
+            </w:r>
+          </w:p>
+          <w:p>
+            <w:pPr>
+              <w:widowControl/>
+              <w:spacing w:line="400" w:lineRule="exact"/>
+              <w:jc w:val="left"/>
+              <w:rPr>
+                <w:rFonts w:ascii="FangSong_GB2312" w:eastAsia="FangSong_GB2312" w:hAnsi="FangSong_GB2312" w:cs="FangSong_GB2312"/>
+                <w:kern w:val="0"/>
+                <w:sz w:val="24"/>
+              </w:rPr>
+            </w:pPr>
+            <w:r>
+              <w:rPr>
+                <w:rFonts w:ascii="FangSong_GB2312" w:eastAsia="FangSong_GB2312" w:hAnsi="FangSong_GB2312" w:cs="FangSong_GB2312" w:hint="eastAsia"/>
+                <w:kern w:val="0"/>
+                <w:sz w:val="24"/>
+              </w:rPr>
+              <w:t xml:space="preserve">2. 实践要点拆解：2.1 认知框架与记忆负荷优化实践；心智模型与界面隐喻 2.2 视觉热力与认知过载节点重构</w:t>
+            </w:r>
+          </w:p>
+          <w:p>
+            <w:pPr>
+              <w:widowControl/>
+              <w:spacing w:line="400" w:lineRule="exact"/>
+              <w:jc w:val="left"/>
+              <w:rPr>
+                <w:rFonts w:ascii="FangSong_GB2312" w:eastAsia="FangSong_GB2312" w:hAnsi="FangSong_GB2312" w:cs="FangSong_GB2312"/>
+                <w:kern w:val="0"/>
+                <w:sz w:val="24"/>
+              </w:rPr>
+            </w:pPr>
+            <w:r>
+              <w:rPr>
+                <w:rFonts w:ascii="FangSong_GB2312" w:eastAsia="FangSong_GB2312" w:hAnsi="FangSong_GB2312" w:cs="FangSong_GB2312" w:hint="eastAsia"/>
+                <w:kern w:val="0"/>
+                <w:sz w:val="24"/>
+              </w:rPr>
+              <w:t xml:space="preserve">3. 重难点突破：针对“洞察隐形心智摩擦节点并将抽象认知心理学应用于具体的交互重构”，采用案例剖析策略。</w:t>
+            </w:r>
+          </w:p>
+          <w:p>
+            <w:pPr>
+              <w:widowControl/>
+              <w:spacing w:line="400" w:lineRule="exact"/>
+              <w:jc w:val="left"/>
+              <w:rPr>
+                <w:rFonts w:ascii="FangSong_GB2312" w:eastAsia="FangSong_GB2312" w:hAnsi="FangSong_GB2312" w:cs="FangSong_GB2312"/>
+                <w:kern w:val="0"/>
+                <w:sz w:val="24"/>
+              </w:rPr>
+            </w:pPr>
+            <w:r>
+              <w:rPr>
+                <w:rFonts w:ascii="FangSong_GB2312" w:eastAsia="FangSong_GB2312" w:hAnsi="FangSong_GB2312" w:cs="FangSong_GB2312" w:hint="eastAsia"/>
+                <w:kern w:val="0"/>
+                <w:sz w:val="24"/>
+              </w:rPr>
+              <w:t xml:space="preserve">4. 支撑目标：深入理解人类认知局限与短时记忆负荷</w:t>
+            </w:r>
+          </w:p>
+          <w:p>
+            <w:pPr>
+              <w:widowControl/>
+              <w:spacing w:line="400" w:lineRule="exact"/>
+              <w:jc w:val="left"/>
+              <w:rPr>
+                <w:rFonts w:ascii="FangSong_GB2312" w:eastAsia="FangSong_GB2312" w:hAnsi="FangSong_GB2312" w:cs="FangSong_GB2312"/>
+                <w:kern w:val="0"/>
+                <w:sz w:val="24"/>
+              </w:rPr>
+            </w:pPr>
+            <w:r>
+              <w:rPr>
+                <w:rFonts w:ascii="FangSong_GB2312" w:eastAsia="FangSong_GB2312" w:hAnsi="FangSong_GB2312" w:cs="FangSong_GB2312" w:hint="eastAsia"/>
+                <w:kern w:val="0"/>
+                <w:sz w:val="24"/>
+              </w:rPr>
+              <w:t xml:space="preserve">【教学方法】项目导引、白板推演、热力图认知分析实践</w:t>
+            </w:r>
+          </w:p>
+          <w:p>
+            <w:pPr>
+              <w:widowControl/>
+              <w:spacing w:line="400" w:lineRule="exact"/>
+              <w:jc w:val="left"/>
+              <w:rPr>
+                <w:rFonts w:ascii="FangSong_GB2312" w:eastAsia="FangSong_GB2312" w:hAnsi="FangSong_GB2312" w:cs="FangSong_GB2312"/>
+                <w:kern w:val="0"/>
+                <w:sz w:val="24"/>
+              </w:rPr>
+            </w:pPr>
+            <w:r>
+              <w:rPr>
+                <w:rFonts w:ascii="FangSong_GB2312" w:eastAsia="FangSong_GB2312" w:hAnsi="FangSong_GB2312" w:cs="FangSong_GB2312" w:hint="eastAsia"/>
+                <w:kern w:val="0"/>
+                <w:sz w:val="24"/>
+              </w:rPr>
+              <w:t xml:space="preserve">【时间安排】约110分钟（2.4实践学时）</w:t>
             </w:r>
           </w:p>
           <w:p>
@@ -1619,7 +1807,7 @@
         </w:tc>
         <w:tc>
           <w:tcPr>
-            <w:tcW w:w="3894" w:type="dxa"/>
+            <w:tcW w:w="1740" w:type="dxa"/>
             <w:tcBorders>
               <w:top w:val="single" w:sz="4" w:space="0" w:color="auto"/>
               <w:left w:val="single" w:sz="4" w:space="0" w:color="auto"/>
@@ -1640,7 +1828,7 @@
                 <w:rFonts w:ascii="FangSong_GB2312" w:eastAsia="FangSong_GB2312" w:hAnsi="FangSong_GB2312" w:cs="FangSong_GB2312"/>
                 <w:b/>
                 <w:bCs/>
-                <w:color w:val="FF0000"/>
+                <w:color w:val="000000"/>
                 <w:kern w:val="0"/>
                 <w:sz w:val="24"/>
               </w:rPr>
@@ -1650,7 +1838,7 @@
                 <w:rFonts w:ascii="FangSong_GB2312" w:eastAsia="FangSong_GB2312" w:hAnsi="FangSong_GB2312" w:cs="FangSong_GB2312" w:hint="eastAsia"/>
                 <w:b/>
                 <w:bCs/>
-                <w:color w:val="FF0000"/>
+                <w:color w:val="000000"/>
                 <w:kern w:val="0"/>
                 <w:sz w:val="24"/>
               </w:rPr>
@@ -1660,7 +1848,7 @@
         </w:tc>
         <w:tc>
           <w:tcPr>
-            <w:tcW w:w="3810" w:type="dxa"/>
+            <w:tcW w:w="5964" w:type="dxa"/>
             <w:tcBorders>
               <w:top w:val="single" w:sz="4" w:space="0" w:color="auto"/>
               <w:left w:val="single" w:sz="4" w:space="0" w:color="auto"/>
@@ -1680,53 +1868,125 @@
               <w:jc w:val="left"/>
               <w:rPr>
                 <w:rFonts w:ascii="FangSong_GB2312" w:eastAsia="FangSong_GB2312" w:hAnsi="FangSong_GB2312" w:cs="FangSong_GB2312"/>
-                <w:kern w:val="0"/>
-                <w:sz w:val="24"/>
-              </w:rPr>
-            </w:pPr>
-            <w:r>
-              <w:rPr>
-                <w:rFonts w:ascii="FangSong_GB2312" w:eastAsia="FangSong_GB2312" w:hAnsi="FangSong_GB2312" w:cs="FangSong_GB2312" w:hint="eastAsia"/>
-                <w:kern w:val="0"/>
-                <w:sz w:val="24"/>
-              </w:rPr>
-              <w:t xml:space="preserve">【教学组织】视觉热力图认知分析——标注过载节点并推演重构方案</w:t>
-            </w:r>
-          </w:p>
-          <w:p>
-            <w:pPr>
-              <w:widowControl/>
-              <w:spacing w:line="400" w:lineRule="exact"/>
-              <w:jc w:val="left"/>
-              <w:rPr>
-                <w:rFonts w:ascii="FangSong_GB2312" w:eastAsia="FangSong_GB2312" w:hAnsi="FangSong_GB2312" w:cs="FangSong_GB2312"/>
-                <w:kern w:val="0"/>
-                <w:sz w:val="24"/>
-              </w:rPr>
-            </w:pPr>
-            <w:r>
-              <w:rPr>
-                <w:rFonts w:ascii="FangSong_GB2312" w:eastAsia="FangSong_GB2312" w:hAnsi="FangSong_GB2312" w:cs="FangSong_GB2312" w:hint="eastAsia"/>
-                <w:kern w:val="0"/>
-                <w:sz w:val="24"/>
-              </w:rPr>
-              <w:t xml:space="preserve">【教学方法】理论讲授、白板推演、热力图认知分析实践</w:t>
-            </w:r>
-          </w:p>
-          <w:p>
-            <w:pPr>
-              <w:widowControl/>
-              <w:spacing w:line="400" w:lineRule="exact"/>
-              <w:jc w:val="left"/>
-              <w:rPr>
-                <w:rFonts w:ascii="FangSong_GB2312" w:eastAsia="FangSong_GB2312" w:hAnsi="FangSong_GB2312" w:cs="FangSong_GB2312"/>
-                <w:kern w:val="0"/>
-                <w:sz w:val="24"/>
-              </w:rPr>
-            </w:pPr>
-            <w:r>
-              <w:rPr>
-                <w:rFonts w:ascii="FangSong_GB2312" w:eastAsia="FangSong_GB2312" w:hAnsi="FangSong_GB2312" w:cs="FangSong_GB2312" w:hint="eastAsia"/>
+                <w:color w:val="000000"/>
+                <w:kern w:val="0"/>
+                <w:sz w:val="24"/>
+              </w:rPr>
+            </w:pPr>
+            <w:r>
+              <w:rPr>
+                <w:rFonts w:ascii="FangSong_GB2312" w:eastAsia="FangSong_GB2312" w:hAnsi="FangSong_GB2312" w:cs="FangSong_GB2312" w:hint="eastAsia"/>
+                <w:color w:val="000000"/>
+                <w:kern w:val="0"/>
+                <w:sz w:val="24"/>
+              </w:rPr>
+              <w:t xml:space="preserve">【教学组织】课堂实践与操作训练:</w:t>
+            </w:r>
+          </w:p>
+          <w:p>
+            <w:pPr>
+              <w:widowControl/>
+              <w:spacing w:line="400" w:lineRule="exact"/>
+              <w:jc w:val="left"/>
+              <w:rPr>
+                <w:rFonts w:ascii="FangSong_GB2312" w:eastAsia="FangSong_GB2312" w:hAnsi="FangSong_GB2312" w:cs="FangSong_GB2312"/>
+                <w:color w:val="000000"/>
+                <w:kern w:val="0"/>
+                <w:sz w:val="24"/>
+              </w:rPr>
+            </w:pPr>
+            <w:r>
+              <w:rPr>
+                <w:rFonts w:ascii="FangSong_GB2312" w:eastAsia="FangSong_GB2312" w:hAnsi="FangSong_GB2312" w:cs="FangSong_GB2312" w:hint="eastAsia"/>
+                <w:color w:val="000000"/>
+                <w:kern w:val="0"/>
+                <w:sz w:val="24"/>
+              </w:rPr>
+              <w:t xml:space="preserve">1. 实践任务指导：视觉热力图认知分析——标注过载节点并推演重构方案</w:t>
+            </w:r>
+          </w:p>
+          <w:p>
+            <w:pPr>
+              <w:widowControl/>
+              <w:spacing w:line="400" w:lineRule="exact"/>
+              <w:jc w:val="left"/>
+              <w:rPr>
+                <w:rFonts w:ascii="FangSong_GB2312" w:eastAsia="FangSong_GB2312" w:hAnsi="FangSong_GB2312" w:cs="FangSong_GB2312"/>
+                <w:color w:val="000000"/>
+                <w:kern w:val="0"/>
+                <w:sz w:val="24"/>
+              </w:rPr>
+            </w:pPr>
+            <w:r>
+              <w:rPr>
+                <w:rFonts w:ascii="FangSong_GB2312" w:eastAsia="FangSong_GB2312" w:hAnsi="FangSong_GB2312" w:cs="FangSong_GB2312" w:hint="eastAsia"/>
+                <w:color w:val="000000"/>
+                <w:kern w:val="0"/>
+                <w:sz w:val="24"/>
+              </w:rPr>
+              <w:t xml:space="preserve">2. 核心任务目标：选取一个存在认知过载的界面，绘制其认知热力图，标注摩擦节点并提出至少 3 条基于心智模型理论的重构建议。</w:t>
+            </w:r>
+          </w:p>
+          <w:p>
+            <w:pPr>
+              <w:widowControl/>
+              <w:spacing w:line="400" w:lineRule="exact"/>
+              <w:jc w:val="left"/>
+              <w:rPr>
+                <w:rFonts w:ascii="FangSong_GB2312" w:eastAsia="FangSong_GB2312" w:hAnsi="FangSong_GB2312" w:cs="FangSong_GB2312"/>
+                <w:color w:val="000000"/>
+                <w:kern w:val="0"/>
+                <w:sz w:val="24"/>
+              </w:rPr>
+            </w:pPr>
+            <w:r>
+              <w:rPr>
+                <w:rFonts w:ascii="FangSong_GB2312" w:eastAsia="FangSong_GB2312" w:hAnsi="FangSong_GB2312" w:cs="FangSong_GB2312" w:hint="eastAsia"/>
+                <w:color w:val="000000"/>
+                <w:kern w:val="0"/>
+                <w:sz w:val="24"/>
+              </w:rPr>
+              <w:t xml:space="preserve">3. 教师巡回指导，及时发现并纠正学生实践中的认知偏差。</w:t>
+            </w:r>
+          </w:p>
+          <w:p>
+            <w:pPr>
+              <w:widowControl/>
+              <w:spacing w:line="400" w:lineRule="exact"/>
+              <w:jc w:val="left"/>
+              <w:rPr>
+                <w:rFonts w:ascii="FangSong_GB2312" w:eastAsia="FangSong_GB2312" w:hAnsi="FangSong_GB2312" w:cs="FangSong_GB2312"/>
+                <w:color w:val="000000"/>
+                <w:kern w:val="0"/>
+                <w:sz w:val="24"/>
+              </w:rPr>
+            </w:pPr>
+            <w:r>
+              <w:rPr>
+                <w:rFonts w:ascii="FangSong_GB2312" w:eastAsia="FangSong_GB2312" w:hAnsi="FangSong_GB2312" w:cs="FangSong_GB2312" w:hint="eastAsia"/>
+                <w:color w:val="000000"/>
+                <w:kern w:val="0"/>
+                <w:sz w:val="24"/>
+              </w:rPr>
+              <w:t xml:space="preserve">【教学方法】项目导引、白板推演、热力图认知分析实践</w:t>
+            </w:r>
+          </w:p>
+          <w:p>
+            <w:pPr>
+              <w:widowControl/>
+              <w:spacing w:line="400" w:lineRule="exact"/>
+              <w:jc w:val="left"/>
+              <w:rPr>
+                <w:rFonts w:ascii="FangSong_GB2312" w:eastAsia="FangSong_GB2312" w:hAnsi="FangSong_GB2312" w:cs="FangSong_GB2312"/>
+                <w:color w:val="000000"/>
+                <w:kern w:val="0"/>
+                <w:sz w:val="24"/>
+              </w:rPr>
+            </w:pPr>
+            <w:r>
+              <w:rPr>
+                <w:rFonts w:ascii="FangSong_GB2312" w:eastAsia="FangSong_GB2312" w:hAnsi="FangSong_GB2312" w:cs="FangSong_GB2312" w:hint="eastAsia"/>
+                <w:color w:val="000000"/>
                 <w:kern w:val="0"/>
                 <w:sz w:val="24"/>
               </w:rPr>
@@ -1740,13 +2000,15 @@
               <w:jc w:val="left"/>
               <w:rPr>
                 <w:rFonts w:ascii="FangSong_GB2312" w:eastAsia="FangSong_GB2312" w:hAnsi="FangSong_GB2312" w:cs="FangSong_GB2312"/>
-                <w:kern w:val="0"/>
-                <w:sz w:val="24"/>
-              </w:rPr>
-            </w:pPr>
-            <w:r>
-              <w:rPr>
-                <w:rFonts w:ascii="FangSong_GB2312" w:eastAsia="FangSong_GB2312" w:hAnsi="FangSong_GB2312" w:cs="FangSong_GB2312" w:hint="eastAsia"/>
+                <w:color w:val="000000"/>
+                <w:kern w:val="0"/>
+                <w:sz w:val="24"/>
+              </w:rPr>
+            </w:pPr>
+            <w:r>
+              <w:rPr>
+                <w:rFonts w:ascii="FangSong_GB2312" w:eastAsia="FangSong_GB2312" w:hAnsi="FangSong_GB2312" w:cs="FangSong_GB2312" w:hint="eastAsia"/>
+                <w:color w:val="000000"/>
                 <w:kern w:val="0"/>
                 <w:sz w:val="24"/>
               </w:rPr>
@@ -1789,7 +2051,7 @@
         </w:tc>
         <w:tc>
           <w:tcPr>
-            <w:tcW w:w="3894" w:type="dxa"/>
+            <w:tcW w:w="1740" w:type="dxa"/>
             <w:tcBorders>
               <w:top w:val="single" w:sz="4" w:space="0" w:color="auto"/>
               <w:left w:val="single" w:sz="4" w:space="0" w:color="auto"/>
@@ -1810,7 +2072,7 @@
                 <w:rFonts w:ascii="FangSong_GB2312" w:eastAsia="FangSong_GB2312" w:hAnsi="FangSong_GB2312" w:cs="FangSong_GB2312"/>
                 <w:b/>
                 <w:bCs/>
-                <w:color w:val="FF0000"/>
+                <w:color w:val="000000"/>
                 <w:kern w:val="0"/>
                 <w:sz w:val="24"/>
               </w:rPr>
@@ -1820,7 +2082,7 @@
                 <w:rFonts w:ascii="FangSong_GB2312" w:eastAsia="FangSong_GB2312" w:hAnsi="FangSong_GB2312" w:cs="FangSong_GB2312" w:hint="eastAsia"/>
                 <w:b/>
                 <w:bCs/>
-                <w:color w:val="FF0000"/>
+                <w:color w:val="000000"/>
                 <w:kern w:val="0"/>
                 <w:sz w:val="24"/>
               </w:rPr>
@@ -1830,7 +2092,7 @@
         </w:tc>
         <w:tc>
           <w:tcPr>
-            <w:tcW w:w="3810" w:type="dxa"/>
+            <w:tcW w:w="5964" w:type="dxa"/>
             <w:tcBorders>
               <w:top w:val="single" w:sz="4" w:space="0" w:color="auto"/>
               <w:left w:val="single" w:sz="4" w:space="0" w:color="auto"/>
@@ -1850,53 +2112,125 @@
               <w:jc w:val="left"/>
               <w:rPr>
                 <w:rFonts w:ascii="FangSong_GB2312" w:eastAsia="FangSong_GB2312" w:hAnsi="FangSong_GB2312" w:cs="FangSong_GB2312"/>
-                <w:kern w:val="0"/>
-                <w:sz w:val="24"/>
-              </w:rPr>
-            </w:pPr>
-            <w:r>
-              <w:rPr>
-                <w:rFonts w:ascii="FangSong_GB2312" w:eastAsia="FangSong_GB2312" w:hAnsi="FangSong_GB2312" w:cs="FangSong_GB2312" w:hint="eastAsia"/>
-                <w:kern w:val="0"/>
-                <w:sz w:val="24"/>
-              </w:rPr>
-              <w:t xml:space="preserve">【教学组织】总结认知负荷控制的设计法则</w:t>
-            </w:r>
-          </w:p>
-          <w:p>
-            <w:pPr>
-              <w:widowControl/>
-              <w:spacing w:line="400" w:lineRule="exact"/>
-              <w:jc w:val="left"/>
-              <w:rPr>
-                <w:rFonts w:ascii="FangSong_GB2312" w:eastAsia="FangSong_GB2312" w:hAnsi="FangSong_GB2312" w:cs="FangSong_GB2312"/>
-                <w:kern w:val="0"/>
-                <w:sz w:val="24"/>
-              </w:rPr>
-            </w:pPr>
-            <w:r>
-              <w:rPr>
-                <w:rFonts w:ascii="FangSong_GB2312" w:eastAsia="FangSong_GB2312" w:hAnsi="FangSong_GB2312" w:cs="FangSong_GB2312" w:hint="eastAsia"/>
-                <w:kern w:val="0"/>
-                <w:sz w:val="24"/>
-              </w:rPr>
-              <w:t xml:space="preserve">【时间安排】约10分钟（3.2实践学时）</w:t>
-            </w:r>
-          </w:p>
-          <w:p>
-            <w:pPr>
-              <w:widowControl/>
-              <w:spacing w:line="400" w:lineRule="exact"/>
-              <w:jc w:val="left"/>
-              <w:rPr>
-                <w:rFonts w:ascii="FangSong_GB2312" w:eastAsia="FangSong_GB2312" w:hAnsi="FangSong_GB2312" w:cs="FangSong_GB2312"/>
-                <w:kern w:val="0"/>
-                <w:sz w:val="24"/>
-              </w:rPr>
-            </w:pPr>
-            <w:r>
-              <w:rPr>
-                <w:rFonts w:ascii="FangSong_GB2312" w:eastAsia="FangSong_GB2312" w:hAnsi="FangSong_GB2312" w:cs="FangSong_GB2312" w:hint="eastAsia"/>
+                <w:color w:val="000000"/>
+                <w:kern w:val="0"/>
+                <w:sz w:val="24"/>
+              </w:rPr>
+            </w:pPr>
+            <w:r>
+              <w:rPr>
+                <w:rFonts w:ascii="FangSong_GB2312" w:eastAsia="FangSong_GB2312" w:hAnsi="FangSong_GB2312" w:cs="FangSong_GB2312" w:hint="eastAsia"/>
+                <w:color w:val="000000"/>
+                <w:kern w:val="0"/>
+                <w:sz w:val="24"/>
+              </w:rPr>
+              <w:t xml:space="preserve">【教学组织】知识凝练与教学反思:</w:t>
+            </w:r>
+          </w:p>
+          <w:p>
+            <w:pPr>
+              <w:widowControl/>
+              <w:spacing w:line="400" w:lineRule="exact"/>
+              <w:jc w:val="left"/>
+              <w:rPr>
+                <w:rFonts w:ascii="FangSong_GB2312" w:eastAsia="FangSong_GB2312" w:hAnsi="FangSong_GB2312" w:cs="FangSong_GB2312"/>
+                <w:color w:val="000000"/>
+                <w:kern w:val="0"/>
+                <w:sz w:val="24"/>
+              </w:rPr>
+            </w:pPr>
+            <w:r>
+              <w:rPr>
+                <w:rFonts w:ascii="FangSong_GB2312" w:eastAsia="FangSong_GB2312" w:hAnsi="FangSong_GB2312" w:cs="FangSong_GB2312" w:hint="eastAsia"/>
+                <w:color w:val="000000"/>
+                <w:kern w:val="0"/>
+                <w:sz w:val="24"/>
+              </w:rPr>
+              <w:t xml:space="preserve">1. 归纳梳理：总结认知负荷控制的设计法则</w:t>
+            </w:r>
+          </w:p>
+          <w:p>
+            <w:pPr>
+              <w:widowControl/>
+              <w:spacing w:line="400" w:lineRule="exact"/>
+              <w:jc w:val="left"/>
+              <w:rPr>
+                <w:rFonts w:ascii="FangSong_GB2312" w:eastAsia="FangSong_GB2312" w:hAnsi="FangSong_GB2312" w:cs="FangSong_GB2312"/>
+                <w:color w:val="000000"/>
+                <w:kern w:val="0"/>
+                <w:sz w:val="24"/>
+              </w:rPr>
+            </w:pPr>
+            <w:r>
+              <w:rPr>
+                <w:rFonts w:ascii="FangSong_GB2312" w:eastAsia="FangSong_GB2312" w:hAnsi="FangSong_GB2312" w:cs="FangSong_GB2312" w:hint="eastAsia"/>
+                <w:color w:val="000000"/>
+                <w:kern w:val="0"/>
+                <w:sz w:val="24"/>
+              </w:rPr>
+              <w:t xml:space="preserve">2. 强化记忆：系统性总结本节课核心知识点与技能框架。</w:t>
+            </w:r>
+          </w:p>
+          <w:p>
+            <w:pPr>
+              <w:widowControl/>
+              <w:spacing w:line="400" w:lineRule="exact"/>
+              <w:jc w:val="left"/>
+              <w:rPr>
+                <w:rFonts w:ascii="FangSong_GB2312" w:eastAsia="FangSong_GB2312" w:hAnsi="FangSong_GB2312" w:cs="FangSong_GB2312"/>
+                <w:color w:val="000000"/>
+                <w:kern w:val="0"/>
+                <w:sz w:val="24"/>
+              </w:rPr>
+            </w:pPr>
+            <w:r>
+              <w:rPr>
+                <w:rFonts w:ascii="FangSong_GB2312" w:eastAsia="FangSong_GB2312" w:hAnsi="FangSong_GB2312" w:cs="FangSong_GB2312" w:hint="eastAsia"/>
+                <w:color w:val="000000"/>
+                <w:kern w:val="0"/>
+                <w:sz w:val="24"/>
+              </w:rPr>
+              <w:t xml:space="preserve">3. 布置课后延伸思考与预习任务。</w:t>
+            </w:r>
+          </w:p>
+          <w:p>
+            <w:pPr>
+              <w:widowControl/>
+              <w:spacing w:line="400" w:lineRule="exact"/>
+              <w:jc w:val="left"/>
+              <w:rPr>
+                <w:rFonts w:ascii="FangSong_GB2312" w:eastAsia="FangSong_GB2312" w:hAnsi="FangSong_GB2312" w:cs="FangSong_GB2312"/>
+                <w:color w:val="000000"/>
+                <w:kern w:val="0"/>
+                <w:sz w:val="24"/>
+              </w:rPr>
+            </w:pPr>
+            <w:r>
+              <w:rPr>
+                <w:rFonts w:ascii="FangSong_GB2312" w:eastAsia="FangSong_GB2312" w:hAnsi="FangSong_GB2312" w:cs="FangSong_GB2312" w:hint="eastAsia"/>
+                <w:color w:val="000000"/>
+                <w:kern w:val="0"/>
+                <w:sz w:val="24"/>
+              </w:rPr>
+              <w:t xml:space="preserve">【时间安排】约10分钟（0.3实践学时）</w:t>
+            </w:r>
+          </w:p>
+          <w:p>
+            <w:pPr>
+              <w:widowControl/>
+              <w:spacing w:line="400" w:lineRule="exact"/>
+              <w:jc w:val="left"/>
+              <w:rPr>
+                <w:rFonts w:ascii="FangSong_GB2312" w:eastAsia="FangSong_GB2312" w:hAnsi="FangSong_GB2312" w:cs="FangSong_GB2312"/>
+                <w:color w:val="000000"/>
+                <w:kern w:val="0"/>
+                <w:sz w:val="24"/>
+              </w:rPr>
+            </w:pPr>
+            <w:r>
+              <w:rPr>
+                <w:rFonts w:ascii="FangSong_GB2312" w:eastAsia="FangSong_GB2312" w:hAnsi="FangSong_GB2312" w:cs="FangSong_GB2312" w:hint="eastAsia"/>
+                <w:color w:val="000000"/>
                 <w:kern w:val="0"/>
                 <w:sz w:val="24"/>
               </w:rPr>
@@ -1969,15 +2303,15 @@
               <w:rPr>
                 <w:rFonts w:ascii="FangSong_GB2312" w:eastAsia="FangSong_GB2312" w:hAnsi="FangSong_GB2312" w:cs="FangSong_GB2312"/>
                 <w:bCs/>
-                <w:color w:val="333333"/>
-                <w:kern w:val="0"/>
-                <w:sz w:val="24"/>
-              </w:rPr>
-            </w:pPr>
-            <w:r>
-              <w:rPr>
-                <w:rFonts w:ascii="FangSong_GB2312" w:eastAsia="FangSong_GB2312" w:hAnsi="FangSong_GB2312" w:cs="FangSong_GB2312" w:hint="eastAsia"/>
-                <w:color w:val="FF0000"/>
+                <w:color w:val="000000"/>
+                <w:kern w:val="0"/>
+                <w:sz w:val="24"/>
+              </w:rPr>
+            </w:pPr>
+            <w:r>
+              <w:rPr>
+                <w:rFonts w:ascii="FangSong_GB2312" w:eastAsia="FangSong_GB2312" w:hAnsi="FangSong_GB2312" w:cs="FangSong_GB2312" w:hint="eastAsia"/>
+                <w:color w:val="000000"/>
                 <w:kern w:val="0"/>
                 <w:sz w:val="24"/>
               </w:rPr>

--- a/交互产品开发/Output/教案/教案_第2周_人类认知与心智摩擦.docx
+++ b/交互产品开发/Output/教案/教案_第2周_人类认知与心智摩擦.docx
@@ -202,30 +202,7 @@
                 <w:kern w:val="0"/>
                 <w:sz w:val="24"/>
               </w:rPr>
-              <w:t xml:space="preserve">2.1 认知框架与记忆负荷优化实践；心智模型与界面隐喻</w:t>
-            </w:r>
-          </w:p>
-          <w:p>
-            <w:pPr>
-              <w:widowControl/>
-              <w:spacing w:before="40" w:after="40" w:line="400" w:lineRule="exact"/>
-              <w:ind w:left="57" w:firstLineChars="100" w:firstLine="240"/>
-              <w:jc w:val="center"/>
-              <w:rPr>
-                <w:rFonts w:ascii="FangSong_GB2312" w:eastAsia="FangSong_GB2312" w:hAnsi="FangSong_GB2312" w:cs="FangSong_GB2312"/>
-                <w:color w:val="000000"/>
-                <w:kern w:val="0"/>
-                <w:sz w:val="24"/>
-              </w:rPr>
-            </w:pPr>
-            <w:r>
-              <w:rPr>
-                <w:rFonts w:ascii="FangSong_GB2312" w:eastAsia="FangSong_GB2312" w:hAnsi="FangSong_GB2312" w:cs="FangSong_GB2312" w:hint="eastAsia"/>
-                <w:color w:val="000000"/>
-                <w:kern w:val="0"/>
-                <w:sz w:val="24"/>
-              </w:rPr>
-              <w:t xml:space="preserve">2.2 视觉热力与认知过载节点重构</w:t>
+              <w:t xml:space="preserve">本周课程系统探讨了人机交互中『心智摩擦』的认知心理学根源。内容涵盖人类认知的核心限制（注意力的极其狭窄、感知的格式塔原理、脆弱的工作记忆瓶颈）、Norman 的意图与反馈断裂（执行鸿沟与评估鸿沟）、Cooper 的三种系统模型博弈（实现模型、表现模型与心理模型）、界面隐喻的演进与数字原生反叛，以及基于『识别胜于回忆』、渐进式披露与外部认知机制的认知负荷管理策略。</w:t>
             </w:r>
           </w:p>
         </w:tc>
@@ -322,7 +299,7 @@
                 <w:kern w:val="0"/>
                 <w:sz w:val="24"/>
               </w:rPr>
-              <w:t xml:space="preserve">2023级数字媒体艺术影视班：第 10 周，周四2-5节</w:t>
+              <w:t xml:space="preserve">2023级数字媒体艺术影视班：第 8 周，周三2-5节</w:t>
             </w:r>
           </w:p>
         </w:tc>
@@ -725,7 +702,7 @@
                 <w:kern w:val="0"/>
                 <w:sz w:val="24"/>
               </w:rPr>
-              <w:t xml:space="preserve">重点：心智模型匹配度与降低认知过载的设计法则</w:t>
+              <w:t xml:space="preserve">重点：人类认知科学与交互心智模型，深入解构执行与评估鸿沟、三种心智模型博弈、界面隐喻的局限以及工作记忆容量法则。</w:t>
             </w:r>
           </w:p>
           <w:p>
@@ -749,7 +726,7 @@
                 <w:kern w:val="0"/>
                 <w:sz w:val="24"/>
               </w:rPr>
-              <w:t xml:space="preserve">难点：洞察隐形心智摩擦节点并将抽象认知心理学应用于具体的交互重构</w:t>
+              <w:t xml:space="preserve">难点：准确区分并应用抽象的心理学与交互理论模型（如区分可供性与信号标识、理解表现模型与心理模型的错位），避免理论教条化（如误用 Miller 的 7±2 法则），并将这些底层原理转化为解决复杂系统认知过载的实际重构策略。</w:t>
             </w:r>
           </w:p>
         </w:tc>
@@ -1186,107 +1163,67 @@
                 <w:kern w:val="0"/>
                 <w:sz w:val="24"/>
               </w:rPr>
-              <w:t xml:space="preserve">【教学组织】上次课知识回顾:</w:t>
-            </w:r>
-          </w:p>
-          <w:p>
-            <w:pPr>
-              <w:widowControl/>
-              <w:spacing w:line="400" w:lineRule="exact"/>
-              <w:jc w:val="left"/>
-              <w:rPr>
-                <w:rFonts w:ascii="FangSong_GB2312" w:eastAsia="FangSong_GB2312" w:hAnsi="FangSong_GB2312" w:cs="FangSong_GB2312"/>
-                <w:kern w:val="0"/>
-                <w:sz w:val="24"/>
-              </w:rPr>
-            </w:pPr>
-            <w:r>
-              <w:rPr>
-                <w:rFonts w:ascii="FangSong_GB2312" w:eastAsia="FangSong_GB2312" w:hAnsi="FangSong_GB2312" w:cs="FangSong_GB2312" w:hint="eastAsia"/>
-                <w:kern w:val="0"/>
-                <w:sz w:val="24"/>
-              </w:rPr>
-              <w:t xml:space="preserve">1. 回顾 W01 可用性与体验目标框架</w:t>
-            </w:r>
-          </w:p>
-          <w:p>
-            <w:pPr>
-              <w:widowControl/>
-              <w:spacing w:line="400" w:lineRule="exact"/>
-              <w:jc w:val="left"/>
-              <w:rPr>
-                <w:rFonts w:ascii="FangSong_GB2312" w:eastAsia="FangSong_GB2312" w:hAnsi="FangSong_GB2312" w:cs="FangSong_GB2312"/>
-                <w:kern w:val="0"/>
-                <w:sz w:val="24"/>
-              </w:rPr>
-            </w:pPr>
-            <w:r>
-              <w:rPr>
-                <w:rFonts w:ascii="FangSong_GB2312" w:eastAsia="FangSong_GB2312" w:hAnsi="FangSong_GB2312" w:cs="FangSong_GB2312" w:hint="eastAsia"/>
-                <w:kern w:val="0"/>
-                <w:sz w:val="24"/>
-              </w:rPr>
-              <w:t xml:space="preserve">2. 检查学生对前置知识的掌握情况，建立新旧知识的逻辑桥梁。</w:t>
-            </w:r>
-          </w:p>
-          <w:p>
-            <w:pPr>
-              <w:widowControl/>
-              <w:spacing w:line="400" w:lineRule="exact"/>
-              <w:jc w:val="left"/>
-              <w:rPr>
-                <w:rFonts w:ascii="FangSong_GB2312" w:eastAsia="FangSong_GB2312" w:hAnsi="FangSong_GB2312" w:cs="FangSong_GB2312"/>
-                <w:kern w:val="0"/>
-                <w:sz w:val="24"/>
-              </w:rPr>
-            </w:pPr>
-            <w:r>
-              <w:rPr>
-                <w:rFonts w:ascii="FangSong_GB2312" w:eastAsia="FangSong_GB2312" w:hAnsi="FangSong_GB2312" w:cs="FangSong_GB2312" w:hint="eastAsia"/>
-                <w:kern w:val="0"/>
-                <w:sz w:val="24"/>
-              </w:rPr>
-              <w:t xml:space="preserve">【教学方法】项目导引、白板推演、热力图认知分析实践</w:t>
-            </w:r>
-          </w:p>
-          <w:p>
-            <w:pPr>
-              <w:widowControl/>
-              <w:spacing w:line="400" w:lineRule="exact"/>
-              <w:jc w:val="left"/>
-              <w:rPr>
-                <w:rFonts w:ascii="FangSong_GB2312" w:eastAsia="FangSong_GB2312" w:hAnsi="FangSong_GB2312" w:cs="FangSong_GB2312"/>
-                <w:kern w:val="0"/>
-                <w:sz w:val="24"/>
-              </w:rPr>
-            </w:pPr>
-            <w:r>
-              <w:rPr>
-                <w:rFonts w:ascii="FangSong_GB2312" w:eastAsia="FangSong_GB2312" w:hAnsi="FangSong_GB2312" w:cs="FangSong_GB2312" w:hint="eastAsia"/>
-                <w:kern w:val="0"/>
-                <w:sz w:val="24"/>
-              </w:rPr>
-              <w:t xml:space="preserve">【时间安排】约10分钟（0.2实践学时）</w:t>
-            </w:r>
-          </w:p>
-          <w:p>
-            <w:pPr>
-              <w:widowControl/>
-              <w:spacing w:line="400" w:lineRule="exact"/>
-              <w:jc w:val="left"/>
-              <w:rPr>
-                <w:rFonts w:ascii="FangSong_GB2312" w:eastAsia="FangSong_GB2312" w:hAnsi="FangSong_GB2312" w:cs="FangSong_GB2312"/>
-                <w:kern w:val="0"/>
-                <w:sz w:val="24"/>
-              </w:rPr>
-            </w:pPr>
-            <w:r>
-              <w:rPr>
-                <w:rFonts w:ascii="FangSong_GB2312" w:eastAsia="FangSong_GB2312" w:hAnsi="FangSong_GB2312" w:cs="FangSong_GB2312" w:hint="eastAsia"/>
-                <w:kern w:val="0"/>
-                <w:sz w:val="24"/>
-              </w:rPr>
-              <w:t xml:space="preserve">【课堂思考】</w:t>
+              <w:t xml:space="preserve">教学组织回顾可用性五维与体验目标，利用日常抓狂场景进行五大原则的快问快答脑内微演习。</w:t>
+            </w:r>
+          </w:p>
+          <w:p>
+            <w:pPr>
+              <w:widowControl/>
+              <w:spacing w:line="400" w:lineRule="exact"/>
+              <w:jc w:val="left"/>
+              <w:rPr>
+                <w:rFonts w:ascii="FangSong_GB2312" w:eastAsia="FangSong_GB2312" w:hAnsi="FangSong_GB2312" w:cs="FangSong_GB2312"/>
+                <w:kern w:val="0"/>
+                <w:sz w:val="24"/>
+              </w:rPr>
+            </w:pPr>
+            <w:r>
+              <w:rPr>
+                <w:rFonts w:ascii="FangSong_GB2312" w:eastAsia="FangSong_GB2312" w:hAnsi="FangSong_GB2312" w:cs="FangSong_GB2312" w:hint="eastAsia"/>
+                <w:kern w:val="0"/>
+                <w:sz w:val="24"/>
+              </w:rPr>
+              <w:t xml:space="preserve">教学方法项目导引、白板推演、热力图认知分析实践</w:t>
+            </w:r>
+          </w:p>
+          <w:p>
+            <w:pPr>
+              <w:widowControl/>
+              <w:spacing w:line="400" w:lineRule="exact"/>
+              <w:jc w:val="left"/>
+              <w:rPr>
+                <w:rFonts w:ascii="FangSong_GB2312" w:eastAsia="FangSong_GB2312" w:hAnsi="FangSong_GB2312" w:cs="FangSong_GB2312"/>
+                <w:kern w:val="0"/>
+                <w:sz w:val="24"/>
+              </w:rPr>
+            </w:pPr>
+            <w:r>
+              <w:rPr>
+                <w:rFonts w:ascii="FangSong_GB2312" w:eastAsia="FangSong_GB2312" w:hAnsi="FangSong_GB2312" w:cs="FangSong_GB2312" w:hint="eastAsia"/>
+                <w:kern w:val="0"/>
+                <w:sz w:val="24"/>
+              </w:rPr>
+              <w:t xml:space="preserve">时间安排约10分钟（0.2实践学时）</w:t>
+            </w:r>
+          </w:p>
+          <w:p>
+            <w:pPr>
+              <w:widowControl/>
+              <w:spacing w:line="400" w:lineRule="exact"/>
+              <w:jc w:val="left"/>
+              <w:rPr>
+                <w:rFonts w:ascii="FangSong_GB2312" w:eastAsia="FangSong_GB2312" w:hAnsi="FangSong_GB2312" w:cs="FangSong_GB2312"/>
+                <w:kern w:val="0"/>
+                <w:sz w:val="24"/>
+              </w:rPr>
+            </w:pPr>
+            <w:r>
+              <w:rPr>
+                <w:rFonts w:ascii="FangSong_GB2312" w:eastAsia="FangSong_GB2312" w:hAnsi="FangSong_GB2312" w:cs="FangSong_GB2312" w:hint="eastAsia"/>
+                <w:kern w:val="0"/>
+                <w:sz w:val="24"/>
+              </w:rPr>
+              <w:t xml:space="preserve">课堂思考</w:t>
             </w:r>
           </w:p>
         </w:tc>
@@ -1383,127 +1320,67 @@
                 <w:kern w:val="0"/>
                 <w:sz w:val="24"/>
               </w:rPr>
-              <w:t xml:space="preserve">【教学组织】课程情境导入:</w:t>
-            </w:r>
-          </w:p>
-          <w:p>
-            <w:pPr>
-              <w:widowControl/>
-              <w:spacing w:line="400" w:lineRule="exact"/>
-              <w:jc w:val="left"/>
-              <w:rPr>
-                <w:rFonts w:ascii="FangSong_GB2312" w:eastAsia="FangSong_GB2312" w:hAnsi="FangSong_GB2312" w:cs="FangSong_GB2312"/>
-                <w:kern w:val="0"/>
-                <w:sz w:val="24"/>
-              </w:rPr>
-            </w:pPr>
-            <w:r>
-              <w:rPr>
-                <w:rFonts w:ascii="FangSong_GB2312" w:eastAsia="FangSong_GB2312" w:hAnsi="FangSong_GB2312" w:cs="FangSong_GB2312" w:hint="eastAsia"/>
-                <w:kern w:val="0"/>
-                <w:sz w:val="24"/>
-              </w:rPr>
-              <w:t xml:space="preserve">1. 以一组'看似好用却令人抓狂'的界面案例引入，揭示隐形认知摩擦的存在</w:t>
-            </w:r>
-          </w:p>
-          <w:p>
-            <w:pPr>
-              <w:widowControl/>
-              <w:spacing w:line="400" w:lineRule="exact"/>
-              <w:jc w:val="left"/>
-              <w:rPr>
-                <w:rFonts w:ascii="FangSong_GB2312" w:eastAsia="FangSong_GB2312" w:hAnsi="FangSong_GB2312" w:cs="FangSong_GB2312"/>
-                <w:kern w:val="0"/>
-                <w:sz w:val="24"/>
-              </w:rPr>
-            </w:pPr>
-            <w:r>
-              <w:rPr>
-                <w:rFonts w:ascii="FangSong_GB2312" w:eastAsia="FangSong_GB2312" w:hAnsi="FangSong_GB2312" w:cs="FangSong_GB2312" w:hint="eastAsia"/>
-                <w:kern w:val="0"/>
-                <w:sz w:val="24"/>
-              </w:rPr>
-              <w:t xml:space="preserve">2. 明确本节课核心聚焦点：心智模型匹配度与降低认知过载的设计法则</w:t>
-            </w:r>
-          </w:p>
-          <w:p>
-            <w:pPr>
-              <w:widowControl/>
-              <w:spacing w:line="400" w:lineRule="exact"/>
-              <w:jc w:val="left"/>
-              <w:rPr>
-                <w:rFonts w:ascii="FangSong_GB2312" w:eastAsia="FangSong_GB2312" w:hAnsi="FangSong_GB2312" w:cs="FangSong_GB2312"/>
-                <w:kern w:val="0"/>
-                <w:sz w:val="24"/>
-              </w:rPr>
-            </w:pPr>
-            <w:r>
-              <w:rPr>
-                <w:rFonts w:ascii="FangSong_GB2312" w:eastAsia="FangSong_GB2312" w:hAnsi="FangSong_GB2312" w:cs="FangSong_GB2312" w:hint="eastAsia"/>
-                <w:kern w:val="0"/>
-                <w:sz w:val="24"/>
-              </w:rPr>
-              <w:t xml:space="preserve">3. 激发学生学习动机与探索兴趣。</w:t>
-            </w:r>
-          </w:p>
-          <w:p>
-            <w:pPr>
-              <w:widowControl/>
-              <w:spacing w:line="400" w:lineRule="exact"/>
-              <w:jc w:val="left"/>
-              <w:rPr>
-                <w:rFonts w:ascii="FangSong_GB2312" w:eastAsia="FangSong_GB2312" w:hAnsi="FangSong_GB2312" w:cs="FangSong_GB2312"/>
-                <w:kern w:val="0"/>
-                <w:sz w:val="24"/>
-              </w:rPr>
-            </w:pPr>
-            <w:r>
-              <w:rPr>
-                <w:rFonts w:ascii="FangSong_GB2312" w:eastAsia="FangSong_GB2312" w:hAnsi="FangSong_GB2312" w:cs="FangSong_GB2312" w:hint="eastAsia"/>
-                <w:kern w:val="0"/>
-                <w:sz w:val="24"/>
-              </w:rPr>
-              <w:t xml:space="preserve">【教学方法】项目导引、白板推演、热力图认知分析实践</w:t>
-            </w:r>
-          </w:p>
-          <w:p>
-            <w:pPr>
-              <w:widowControl/>
-              <w:spacing w:line="400" w:lineRule="exact"/>
-              <w:jc w:val="left"/>
-              <w:rPr>
-                <w:rFonts w:ascii="FangSong_GB2312" w:eastAsia="FangSong_GB2312" w:hAnsi="FangSong_GB2312" w:cs="FangSong_GB2312"/>
-                <w:kern w:val="0"/>
-                <w:sz w:val="24"/>
-              </w:rPr>
-            </w:pPr>
-            <w:r>
-              <w:rPr>
-                <w:rFonts w:ascii="FangSong_GB2312" w:eastAsia="FangSong_GB2312" w:hAnsi="FangSong_GB2312" w:cs="FangSong_GB2312" w:hint="eastAsia"/>
-                <w:kern w:val="0"/>
-                <w:sz w:val="24"/>
-              </w:rPr>
-              <w:t xml:space="preserve">【时间安排】约15分钟（0.3实践学时）</w:t>
-            </w:r>
-          </w:p>
-          <w:p>
-            <w:pPr>
-              <w:widowControl/>
-              <w:spacing w:line="400" w:lineRule="exact"/>
-              <w:jc w:val="left"/>
-              <w:rPr>
-                <w:rFonts w:ascii="FangSong_GB2312" w:eastAsia="FangSong_GB2312" w:hAnsi="FangSong_GB2312" w:cs="FangSong_GB2312"/>
-                <w:kern w:val="0"/>
-                <w:sz w:val="24"/>
-              </w:rPr>
-            </w:pPr>
-            <w:r>
-              <w:rPr>
-                <w:rFonts w:ascii="FangSong_GB2312" w:eastAsia="FangSong_GB2312" w:hAnsi="FangSong_GB2312" w:cs="FangSong_GB2312" w:hint="eastAsia"/>
-                <w:kern w:val="0"/>
-                <w:sz w:val="24"/>
-              </w:rPr>
-              <w:t xml:space="preserve">【课堂思考】</w:t>
+              <w:t xml:space="preserve">教学组织通过验证码等失败案例引出功能完备与良好体验的对立，切入快慢思考与心智摩擦的核心课题。</w:t>
+            </w:r>
+          </w:p>
+          <w:p>
+            <w:pPr>
+              <w:widowControl/>
+              <w:spacing w:line="400" w:lineRule="exact"/>
+              <w:jc w:val="left"/>
+              <w:rPr>
+                <w:rFonts w:ascii="FangSong_GB2312" w:eastAsia="FangSong_GB2312" w:hAnsi="FangSong_GB2312" w:cs="FangSong_GB2312"/>
+                <w:kern w:val="0"/>
+                <w:sz w:val="24"/>
+              </w:rPr>
+            </w:pPr>
+            <w:r>
+              <w:rPr>
+                <w:rFonts w:ascii="FangSong_GB2312" w:eastAsia="FangSong_GB2312" w:hAnsi="FangSong_GB2312" w:cs="FangSong_GB2312" w:hint="eastAsia"/>
+                <w:kern w:val="0"/>
+                <w:sz w:val="24"/>
+              </w:rPr>
+              <w:t xml:space="preserve">教学方法项目导引、白板推演、热力图认知分析实践</w:t>
+            </w:r>
+          </w:p>
+          <w:p>
+            <w:pPr>
+              <w:widowControl/>
+              <w:spacing w:line="400" w:lineRule="exact"/>
+              <w:jc w:val="left"/>
+              <w:rPr>
+                <w:rFonts w:ascii="FangSong_GB2312" w:eastAsia="FangSong_GB2312" w:hAnsi="FangSong_GB2312" w:cs="FangSong_GB2312"/>
+                <w:kern w:val="0"/>
+                <w:sz w:val="24"/>
+              </w:rPr>
+            </w:pPr>
+            <w:r>
+              <w:rPr>
+                <w:rFonts w:ascii="FangSong_GB2312" w:eastAsia="FangSong_GB2312" w:hAnsi="FangSong_GB2312" w:cs="FangSong_GB2312" w:hint="eastAsia"/>
+                <w:kern w:val="0"/>
+                <w:sz w:val="24"/>
+              </w:rPr>
+              <w:t xml:space="preserve">时间安排约15分钟（0.3实践学时）</w:t>
+            </w:r>
+          </w:p>
+          <w:p>
+            <w:pPr>
+              <w:widowControl/>
+              <w:spacing w:line="400" w:lineRule="exact"/>
+              <w:jc w:val="left"/>
+              <w:rPr>
+                <w:rFonts w:ascii="FangSong_GB2312" w:eastAsia="FangSong_GB2312" w:hAnsi="FangSong_GB2312" w:cs="FangSong_GB2312"/>
+                <w:kern w:val="0"/>
+                <w:sz w:val="24"/>
+              </w:rPr>
+            </w:pPr>
+            <w:r>
+              <w:rPr>
+                <w:rFonts w:ascii="FangSong_GB2312" w:eastAsia="FangSong_GB2312" w:hAnsi="FangSong_GB2312" w:cs="FangSong_GB2312" w:hint="eastAsia"/>
+                <w:kern w:val="0"/>
+                <w:sz w:val="24"/>
+              </w:rPr>
+              <w:t xml:space="preserve">课堂思考</w:t>
             </w:r>
           </w:p>
         </w:tc>
@@ -1607,167 +1484,787 @@
                 <w:kern w:val="0"/>
                 <w:sz w:val="24"/>
               </w:rPr>
-              <w:t xml:space="preserve">【教学组织】核心方法与实操解析:</w:t>
-            </w:r>
-          </w:p>
-          <w:p>
-            <w:pPr>
-              <w:widowControl/>
-              <w:spacing w:line="400" w:lineRule="exact"/>
-              <w:jc w:val="left"/>
-              <w:rPr>
-                <w:rFonts w:ascii="FangSong_GB2312" w:eastAsia="FangSong_GB2312" w:hAnsi="FangSong_GB2312" w:cs="FangSong_GB2312"/>
-                <w:kern w:val="0"/>
-                <w:sz w:val="24"/>
-              </w:rPr>
-            </w:pPr>
-            <w:r>
-              <w:rPr>
-                <w:rFonts w:ascii="FangSong_GB2312" w:eastAsia="FangSong_GB2312" w:hAnsi="FangSong_GB2312" w:cs="FangSong_GB2312" w:hint="eastAsia"/>
-                <w:kern w:val="0"/>
-                <w:sz w:val="24"/>
-              </w:rPr>
-              <w:t xml:space="preserve">1. 实训主线：认知框架（注意力/感知/记忆）的界面映射、Miller 法则、心智模型匹配与隐喻设计、格式塔在界面中的应用</w:t>
-            </w:r>
-          </w:p>
-          <w:p>
-            <w:pPr>
-              <w:widowControl/>
-              <w:spacing w:line="400" w:lineRule="exact"/>
-              <w:jc w:val="left"/>
-              <w:rPr>
-                <w:rFonts w:ascii="FangSong_GB2312" w:eastAsia="FangSong_GB2312" w:hAnsi="FangSong_GB2312" w:cs="FangSong_GB2312"/>
-                <w:kern w:val="0"/>
-                <w:sz w:val="24"/>
-              </w:rPr>
-            </w:pPr>
-            <w:r>
-              <w:rPr>
-                <w:rFonts w:ascii="FangSong_GB2312" w:eastAsia="FangSong_GB2312" w:hAnsi="FangSong_GB2312" w:cs="FangSong_GB2312" w:hint="eastAsia"/>
-                <w:kern w:val="0"/>
-                <w:sz w:val="24"/>
-              </w:rPr>
-              <w:t xml:space="preserve">2. 实践要点拆解：2.1 认知框架与记忆负荷优化实践；心智模型与界面隐喻 2.2 视觉热力与认知过载节点重构</w:t>
-            </w:r>
-          </w:p>
-          <w:p>
-            <w:pPr>
-              <w:widowControl/>
-              <w:spacing w:line="400" w:lineRule="exact"/>
-              <w:jc w:val="left"/>
-              <w:rPr>
-                <w:rFonts w:ascii="FangSong_GB2312" w:eastAsia="FangSong_GB2312" w:hAnsi="FangSong_GB2312" w:cs="FangSong_GB2312"/>
-                <w:kern w:val="0"/>
-                <w:sz w:val="24"/>
-              </w:rPr>
-            </w:pPr>
-            <w:r>
-              <w:rPr>
-                <w:rFonts w:ascii="FangSong_GB2312" w:eastAsia="FangSong_GB2312" w:hAnsi="FangSong_GB2312" w:cs="FangSong_GB2312" w:hint="eastAsia"/>
-                <w:kern w:val="0"/>
-                <w:sz w:val="24"/>
-              </w:rPr>
-              <w:t xml:space="preserve">3. 重难点突破：针对“洞察隐形心智摩擦节点并将抽象认知心理学应用于具体的交互重构”，采用案例剖析策略。</w:t>
-            </w:r>
-          </w:p>
-          <w:p>
-            <w:pPr>
-              <w:widowControl/>
-              <w:spacing w:line="400" w:lineRule="exact"/>
-              <w:jc w:val="left"/>
-              <w:rPr>
-                <w:rFonts w:ascii="FangSong_GB2312" w:eastAsia="FangSong_GB2312" w:hAnsi="FangSong_GB2312" w:cs="FangSong_GB2312"/>
-                <w:kern w:val="0"/>
-                <w:sz w:val="24"/>
-              </w:rPr>
-            </w:pPr>
-            <w:r>
-              <w:rPr>
-                <w:rFonts w:ascii="FangSong_GB2312" w:eastAsia="FangSong_GB2312" w:hAnsi="FangSong_GB2312" w:cs="FangSong_GB2312" w:hint="eastAsia"/>
-                <w:kern w:val="0"/>
-                <w:sz w:val="24"/>
-              </w:rPr>
-              <w:t xml:space="preserve">4. 支撑目标：深入理解人类认知局限与短时记忆负荷</w:t>
-            </w:r>
-          </w:p>
-          <w:p>
-            <w:pPr>
-              <w:widowControl/>
-              <w:spacing w:line="400" w:lineRule="exact"/>
-              <w:jc w:val="left"/>
-              <w:rPr>
-                <w:rFonts w:ascii="FangSong_GB2312" w:eastAsia="FangSong_GB2312" w:hAnsi="FangSong_GB2312" w:cs="FangSong_GB2312"/>
-                <w:kern w:val="0"/>
-                <w:sz w:val="24"/>
-              </w:rPr>
-            </w:pPr>
-            <w:r>
-              <w:rPr>
-                <w:rFonts w:ascii="FangSong_GB2312" w:eastAsia="FangSong_GB2312" w:hAnsi="FangSong_GB2312" w:cs="FangSong_GB2312" w:hint="eastAsia"/>
-                <w:kern w:val="0"/>
-                <w:sz w:val="24"/>
-              </w:rPr>
-              <w:t xml:space="preserve">【教学方法】项目导引、白板推演、热力图认知分析实践</w:t>
-            </w:r>
-          </w:p>
-          <w:p>
-            <w:pPr>
-              <w:widowControl/>
-              <w:spacing w:line="400" w:lineRule="exact"/>
-              <w:jc w:val="left"/>
-              <w:rPr>
-                <w:rFonts w:ascii="FangSong_GB2312" w:eastAsia="FangSong_GB2312" w:hAnsi="FangSong_GB2312" w:cs="FangSong_GB2312"/>
-                <w:kern w:val="0"/>
-                <w:sz w:val="24"/>
-              </w:rPr>
-            </w:pPr>
-            <w:r>
-              <w:rPr>
-                <w:rFonts w:ascii="FangSong_GB2312" w:eastAsia="FangSong_GB2312" w:hAnsi="FangSong_GB2312" w:cs="FangSong_GB2312" w:hint="eastAsia"/>
-                <w:kern w:val="0"/>
-                <w:sz w:val="24"/>
-              </w:rPr>
-              <w:t xml:space="preserve">【时间安排】约110分钟（2.4实践学时）</w:t>
-            </w:r>
-          </w:p>
-          <w:p>
-            <w:pPr>
-              <w:widowControl/>
-              <w:spacing w:line="400" w:lineRule="exact"/>
-              <w:jc w:val="left"/>
-              <w:rPr>
-                <w:rFonts w:ascii="FangSong_GB2312" w:eastAsia="FangSong_GB2312" w:hAnsi="FangSong_GB2312" w:cs="FangSong_GB2312"/>
-                <w:kern w:val="0"/>
-                <w:sz w:val="24"/>
-              </w:rPr>
-            </w:pPr>
-            <w:r>
-              <w:rPr>
-                <w:rFonts w:ascii="FangSong_GB2312" w:eastAsia="FangSong_GB2312" w:hAnsi="FangSong_GB2312" w:cs="FangSong_GB2312" w:hint="eastAsia"/>
-                <w:kern w:val="0"/>
-                <w:sz w:val="24"/>
-              </w:rPr>
-              <w:t xml:space="preserve">【课堂思考】</w:t>
-            </w:r>
-          </w:p>
-          <w:p>
-            <w:pPr>
-              <w:widowControl/>
-              <w:spacing w:line="400" w:lineRule="exact"/>
-              <w:jc w:val="left"/>
-              <w:rPr>
-                <w:rFonts w:ascii="FangSong_GB2312" w:eastAsia="FangSong_GB2312" w:hAnsi="FangSong_GB2312" w:cs="FangSong_GB2312"/>
-                <w:kern w:val="0"/>
-                <w:sz w:val="24"/>
-              </w:rPr>
-            </w:pPr>
-            <w:r>
-              <w:rPr>
-                <w:rFonts w:ascii="FangSong_GB2312" w:eastAsia="FangSong_GB2312" w:hAnsi="FangSong_GB2312" w:cs="FangSong_GB2312" w:hint="eastAsia"/>
-                <w:kern w:val="0"/>
-                <w:sz w:val="24"/>
-              </w:rPr>
-              <w:t xml:space="preserve">【课程思政融入点】探讨无障碍与包容性设计，培养以人为本的同理心</w:t>
+              <w:t xml:space="preserve">教学组织深入剖析第一、二道滤网：选择性注意与非注意盲视、横幅盲视，以及大脑通过格式塔规律主动构建感知的机制。</w:t>
+            </w:r>
+          </w:p>
+          <w:p>
+            <w:pPr>
+              <w:widowControl/>
+              <w:spacing w:line="400" w:lineRule="exact"/>
+              <w:jc w:val="left"/>
+              <w:rPr>
+                <w:rFonts w:ascii="FangSong_GB2312" w:eastAsia="FangSong_GB2312" w:hAnsi="FangSong_GB2312" w:cs="FangSong_GB2312"/>
+                <w:kern w:val="0"/>
+                <w:sz w:val="24"/>
+              </w:rPr>
+            </w:pPr>
+            <w:r>
+              <w:rPr>
+                <w:rFonts w:ascii="FangSong_GB2312" w:eastAsia="FangSong_GB2312" w:hAnsi="FangSong_GB2312" w:cs="FangSong_GB2312" w:hint="eastAsia"/>
+                <w:kern w:val="0"/>
+                <w:sz w:val="24"/>
+              </w:rPr>
+              <w:t xml:space="preserve">教学方法项目导引、白板推演、热力图认知分析实践</w:t>
+            </w:r>
+          </w:p>
+          <w:p>
+            <w:pPr>
+              <w:widowControl/>
+              <w:spacing w:line="400" w:lineRule="exact"/>
+              <w:jc w:val="left"/>
+              <w:rPr>
+                <w:rFonts w:ascii="FangSong_GB2312" w:eastAsia="FangSong_GB2312" w:hAnsi="FangSong_GB2312" w:cs="FangSong_GB2312"/>
+                <w:kern w:val="0"/>
+                <w:sz w:val="24"/>
+              </w:rPr>
+            </w:pPr>
+            <w:r>
+              <w:rPr>
+                <w:rFonts w:ascii="FangSong_GB2312" w:eastAsia="FangSong_GB2312" w:hAnsi="FangSong_GB2312" w:cs="FangSong_GB2312" w:hint="eastAsia"/>
+                <w:kern w:val="0"/>
+                <w:sz w:val="24"/>
+              </w:rPr>
+              <w:t xml:space="preserve">时间安排约12分钟（0.3实践学时）</w:t>
+            </w:r>
+          </w:p>
+          <w:p>
+            <w:pPr>
+              <w:widowControl/>
+              <w:spacing w:line="400" w:lineRule="exact"/>
+              <w:jc w:val="left"/>
+              <w:rPr>
+                <w:rFonts w:ascii="FangSong_GB2312" w:eastAsia="FangSong_GB2312" w:hAnsi="FangSong_GB2312" w:cs="FangSong_GB2312"/>
+                <w:kern w:val="0"/>
+                <w:sz w:val="24"/>
+              </w:rPr>
+            </w:pPr>
+            <w:r>
+              <w:rPr>
+                <w:rFonts w:ascii="FangSong_GB2312" w:eastAsia="FangSong_GB2312" w:hAnsi="FangSong_GB2312" w:cs="FangSong_GB2312" w:hint="eastAsia"/>
+                <w:kern w:val="0"/>
+                <w:sz w:val="24"/>
+              </w:rPr>
+              <w:t xml:space="preserve">课堂思考</w:t>
+            </w:r>
+          </w:p>
+          <w:p>
+            <w:pPr>
+              <w:widowControl/>
+              <w:spacing w:line="400" w:lineRule="exact"/>
+              <w:jc w:val="left"/>
+              <w:rPr>
+                <w:rFonts w:ascii="FangSong_GB2312" w:eastAsia="FangSong_GB2312" w:hAnsi="FangSong_GB2312" w:cs="FangSong_GB2312"/>
+                <w:kern w:val="0"/>
+                <w:sz w:val="24"/>
+              </w:rPr>
+            </w:pPr>
+            <w:r>
+              <w:rPr>
+                <w:rFonts w:ascii="FangSong_GB2312" w:eastAsia="FangSong_GB2312" w:hAnsi="FangSong_GB2312" w:cs="FangSong_GB2312" w:hint="eastAsia"/>
+                <w:kern w:val="0"/>
+                <w:sz w:val="24"/>
+              </w:rPr>
+              <w:t xml:space="preserve">课程思政融入点</w:t>
+            </w:r>
+          </w:p>
+          <w:p>
+            <w:pPr>
+              <w:widowControl/>
+              <w:spacing w:line="400" w:lineRule="exact"/>
+              <w:jc w:val="left"/>
+              <w:rPr>
+                <w:rFonts w:ascii="FangSong_GB2312" w:eastAsia="FangSong_GB2312" w:hAnsi="FangSong_GB2312" w:cs="FangSong_GB2312"/>
+                <w:kern w:val="0"/>
+                <w:sz w:val="24"/>
+              </w:rPr>
+            </w:pPr>
+            <w:r>
+              <w:rPr>
+                <w:rFonts w:ascii="FangSong_GB2312" w:eastAsia="FangSong_GB2312" w:hAnsi="FangSong_GB2312" w:cs="FangSong_GB2312" w:hint="eastAsia"/>
+                <w:kern w:val="0"/>
+                <w:sz w:val="24"/>
+              </w:rPr>
+              <w:t xml:space="preserve">教学组织揭示第三道滤网：脆弱的工作记忆容量，讲解 Chunking 组块化、席克定律与 NASA-TLX 认知负荷，强调搭建认知缓冲垫。</w:t>
+            </w:r>
+          </w:p>
+          <w:p>
+            <w:pPr>
+              <w:widowControl/>
+              <w:spacing w:line="400" w:lineRule="exact"/>
+              <w:jc w:val="left"/>
+              <w:rPr>
+                <w:rFonts w:ascii="FangSong_GB2312" w:eastAsia="FangSong_GB2312" w:hAnsi="FangSong_GB2312" w:cs="FangSong_GB2312"/>
+                <w:kern w:val="0"/>
+                <w:sz w:val="24"/>
+              </w:rPr>
+            </w:pPr>
+            <w:r>
+              <w:rPr>
+                <w:rFonts w:ascii="FangSong_GB2312" w:eastAsia="FangSong_GB2312" w:hAnsi="FangSong_GB2312" w:cs="FangSong_GB2312" w:hint="eastAsia"/>
+                <w:kern w:val="0"/>
+                <w:sz w:val="24"/>
+              </w:rPr>
+              <w:t xml:space="preserve">教学方法项目导引、白板推演、热力图认知分析实践</w:t>
+            </w:r>
+          </w:p>
+          <w:p>
+            <w:pPr>
+              <w:widowControl/>
+              <w:spacing w:line="400" w:lineRule="exact"/>
+              <w:jc w:val="left"/>
+              <w:rPr>
+                <w:rFonts w:ascii="FangSong_GB2312" w:eastAsia="FangSong_GB2312" w:hAnsi="FangSong_GB2312" w:cs="FangSong_GB2312"/>
+                <w:kern w:val="0"/>
+                <w:sz w:val="24"/>
+              </w:rPr>
+            </w:pPr>
+            <w:r>
+              <w:rPr>
+                <w:rFonts w:ascii="FangSong_GB2312" w:eastAsia="FangSong_GB2312" w:hAnsi="FangSong_GB2312" w:cs="FangSong_GB2312" w:hint="eastAsia"/>
+                <w:kern w:val="0"/>
+                <w:sz w:val="24"/>
+              </w:rPr>
+              <w:t xml:space="preserve">时间安排约13分钟（0.3实践学时）</w:t>
+            </w:r>
+          </w:p>
+          <w:p>
+            <w:pPr>
+              <w:widowControl/>
+              <w:spacing w:line="400" w:lineRule="exact"/>
+              <w:jc w:val="left"/>
+              <w:rPr>
+                <w:rFonts w:ascii="FangSong_GB2312" w:eastAsia="FangSong_GB2312" w:hAnsi="FangSong_GB2312" w:cs="FangSong_GB2312"/>
+                <w:kern w:val="0"/>
+                <w:sz w:val="24"/>
+              </w:rPr>
+            </w:pPr>
+            <w:r>
+              <w:rPr>
+                <w:rFonts w:ascii="FangSong_GB2312" w:eastAsia="FangSong_GB2312" w:hAnsi="FangSong_GB2312" w:cs="FangSong_GB2312" w:hint="eastAsia"/>
+                <w:kern w:val="0"/>
+                <w:sz w:val="24"/>
+              </w:rPr>
+              <w:t xml:space="preserve">课堂思考</w:t>
+            </w:r>
+          </w:p>
+          <w:p>
+            <w:pPr>
+              <w:widowControl/>
+              <w:spacing w:line="400" w:lineRule="exact"/>
+              <w:jc w:val="left"/>
+              <w:rPr>
+                <w:rFonts w:ascii="FangSong_GB2312" w:eastAsia="FangSong_GB2312" w:hAnsi="FangSong_GB2312" w:cs="FangSong_GB2312"/>
+                <w:kern w:val="0"/>
+                <w:sz w:val="24"/>
+              </w:rPr>
+            </w:pPr>
+            <w:r>
+              <w:rPr>
+                <w:rFonts w:ascii="FangSong_GB2312" w:eastAsia="FangSong_GB2312" w:hAnsi="FangSong_GB2312" w:cs="FangSong_GB2312" w:hint="eastAsia"/>
+                <w:kern w:val="0"/>
+                <w:sz w:val="24"/>
+              </w:rPr>
+              <w:t xml:space="preserve">课程思政融入点</w:t>
+            </w:r>
+          </w:p>
+          <w:p>
+            <w:pPr>
+              <w:widowControl/>
+              <w:spacing w:line="400" w:lineRule="exact"/>
+              <w:jc w:val="left"/>
+              <w:rPr>
+                <w:rFonts w:ascii="FangSong_GB2312" w:eastAsia="FangSong_GB2312" w:hAnsi="FangSong_GB2312" w:cs="FangSong_GB2312"/>
+                <w:kern w:val="0"/>
+                <w:sz w:val="24"/>
+              </w:rPr>
+            </w:pPr>
+            <w:r>
+              <w:rPr>
+                <w:rFonts w:ascii="FangSong_GB2312" w:eastAsia="FangSong_GB2312" w:hAnsi="FangSong_GB2312" w:cs="FangSong_GB2312" w:hint="eastAsia"/>
+                <w:kern w:val="0"/>
+                <w:sz w:val="24"/>
+              </w:rPr>
+              <w:t xml:space="preserve">教学组织解析执行鸿沟，讲解如何利用可供性、信号标识（Signifiers）与约束（Constraints）填平操作前的物理陷阱，举例诺曼门与携程组件。</w:t>
+            </w:r>
+          </w:p>
+          <w:p>
+            <w:pPr>
+              <w:widowControl/>
+              <w:spacing w:line="400" w:lineRule="exact"/>
+              <w:jc w:val="left"/>
+              <w:rPr>
+                <w:rFonts w:ascii="FangSong_GB2312" w:eastAsia="FangSong_GB2312" w:hAnsi="FangSong_GB2312" w:cs="FangSong_GB2312"/>
+                <w:kern w:val="0"/>
+                <w:sz w:val="24"/>
+              </w:rPr>
+            </w:pPr>
+            <w:r>
+              <w:rPr>
+                <w:rFonts w:ascii="FangSong_GB2312" w:eastAsia="FangSong_GB2312" w:hAnsi="FangSong_GB2312" w:cs="FangSong_GB2312" w:hint="eastAsia"/>
+                <w:kern w:val="0"/>
+                <w:sz w:val="24"/>
+              </w:rPr>
+              <w:t xml:space="preserve">教学方法项目导引、白板推演、热力图认知分析实践</w:t>
+            </w:r>
+          </w:p>
+          <w:p>
+            <w:pPr>
+              <w:widowControl/>
+              <w:spacing w:line="400" w:lineRule="exact"/>
+              <w:jc w:val="left"/>
+              <w:rPr>
+                <w:rFonts w:ascii="FangSong_GB2312" w:eastAsia="FangSong_GB2312" w:hAnsi="FangSong_GB2312" w:cs="FangSong_GB2312"/>
+                <w:kern w:val="0"/>
+                <w:sz w:val="24"/>
+              </w:rPr>
+            </w:pPr>
+            <w:r>
+              <w:rPr>
+                <w:rFonts w:ascii="FangSong_GB2312" w:eastAsia="FangSong_GB2312" w:hAnsi="FangSong_GB2312" w:cs="FangSong_GB2312" w:hint="eastAsia"/>
+                <w:kern w:val="0"/>
+                <w:sz w:val="24"/>
+              </w:rPr>
+              <w:t xml:space="preserve">时间安排约12分钟（0.3实践学时）</w:t>
+            </w:r>
+          </w:p>
+          <w:p>
+            <w:pPr>
+              <w:widowControl/>
+              <w:spacing w:line="400" w:lineRule="exact"/>
+              <w:jc w:val="left"/>
+              <w:rPr>
+                <w:rFonts w:ascii="FangSong_GB2312" w:eastAsia="FangSong_GB2312" w:hAnsi="FangSong_GB2312" w:cs="FangSong_GB2312"/>
+                <w:kern w:val="0"/>
+                <w:sz w:val="24"/>
+              </w:rPr>
+            </w:pPr>
+            <w:r>
+              <w:rPr>
+                <w:rFonts w:ascii="FangSong_GB2312" w:eastAsia="FangSong_GB2312" w:hAnsi="FangSong_GB2312" w:cs="FangSong_GB2312" w:hint="eastAsia"/>
+                <w:kern w:val="0"/>
+                <w:sz w:val="24"/>
+              </w:rPr>
+              <w:t xml:space="preserve">课堂思考</w:t>
+            </w:r>
+          </w:p>
+          <w:p>
+            <w:pPr>
+              <w:widowControl/>
+              <w:spacing w:line="400" w:lineRule="exact"/>
+              <w:jc w:val="left"/>
+              <w:rPr>
+                <w:rFonts w:ascii="FangSong_GB2312" w:eastAsia="FangSong_GB2312" w:hAnsi="FangSong_GB2312" w:cs="FangSong_GB2312"/>
+                <w:kern w:val="0"/>
+                <w:sz w:val="24"/>
+              </w:rPr>
+            </w:pPr>
+            <w:r>
+              <w:rPr>
+                <w:rFonts w:ascii="FangSong_GB2312" w:eastAsia="FangSong_GB2312" w:hAnsi="FangSong_GB2312" w:cs="FangSong_GB2312" w:hint="eastAsia"/>
+                <w:kern w:val="0"/>
+                <w:sz w:val="24"/>
+              </w:rPr>
+              <w:t xml:space="preserve">课程思政融入点</w:t>
+            </w:r>
+          </w:p>
+          <w:p>
+            <w:pPr>
+              <w:widowControl/>
+              <w:spacing w:line="400" w:lineRule="exact"/>
+              <w:jc w:val="left"/>
+              <w:rPr>
+                <w:rFonts w:ascii="FangSong_GB2312" w:eastAsia="FangSong_GB2312" w:hAnsi="FangSong_GB2312" w:cs="FangSong_GB2312"/>
+                <w:kern w:val="0"/>
+                <w:sz w:val="24"/>
+              </w:rPr>
+            </w:pPr>
+            <w:r>
+              <w:rPr>
+                <w:rFonts w:ascii="FangSong_GB2312" w:eastAsia="FangSong_GB2312" w:hAnsi="FangSong_GB2312" w:cs="FangSong_GB2312" w:hint="eastAsia"/>
+                <w:kern w:val="0"/>
+                <w:sz w:val="24"/>
+              </w:rPr>
+              <w:t xml:space="preserve">教学组织解析评估鸿沟，探讨反馈设计的即时性、清晰性与可解释性；分析宽恕式设计与系统状态可见性。</w:t>
+            </w:r>
+          </w:p>
+          <w:p>
+            <w:pPr>
+              <w:widowControl/>
+              <w:spacing w:line="400" w:lineRule="exact"/>
+              <w:jc w:val="left"/>
+              <w:rPr>
+                <w:rFonts w:ascii="FangSong_GB2312" w:eastAsia="FangSong_GB2312" w:hAnsi="FangSong_GB2312" w:cs="FangSong_GB2312"/>
+                <w:kern w:val="0"/>
+                <w:sz w:val="24"/>
+              </w:rPr>
+            </w:pPr>
+            <w:r>
+              <w:rPr>
+                <w:rFonts w:ascii="FangSong_GB2312" w:eastAsia="FangSong_GB2312" w:hAnsi="FangSong_GB2312" w:cs="FangSong_GB2312" w:hint="eastAsia"/>
+                <w:kern w:val="0"/>
+                <w:sz w:val="24"/>
+              </w:rPr>
+              <w:t xml:space="preserve">教学方法项目导引、白板推演、热力图认知分析实践</w:t>
+            </w:r>
+          </w:p>
+          <w:p>
+            <w:pPr>
+              <w:widowControl/>
+              <w:spacing w:line="400" w:lineRule="exact"/>
+              <w:jc w:val="left"/>
+              <w:rPr>
+                <w:rFonts w:ascii="FangSong_GB2312" w:eastAsia="FangSong_GB2312" w:hAnsi="FangSong_GB2312" w:cs="FangSong_GB2312"/>
+                <w:kern w:val="0"/>
+                <w:sz w:val="24"/>
+              </w:rPr>
+            </w:pPr>
+            <w:r>
+              <w:rPr>
+                <w:rFonts w:ascii="FangSong_GB2312" w:eastAsia="FangSong_GB2312" w:hAnsi="FangSong_GB2312" w:cs="FangSong_GB2312" w:hint="eastAsia"/>
+                <w:kern w:val="0"/>
+                <w:sz w:val="24"/>
+              </w:rPr>
+              <w:t xml:space="preserve">时间安排约13分钟（0.3实践学时）</w:t>
+            </w:r>
+          </w:p>
+          <w:p>
+            <w:pPr>
+              <w:widowControl/>
+              <w:spacing w:line="400" w:lineRule="exact"/>
+              <w:jc w:val="left"/>
+              <w:rPr>
+                <w:rFonts w:ascii="FangSong_GB2312" w:eastAsia="FangSong_GB2312" w:hAnsi="FangSong_GB2312" w:cs="FangSong_GB2312"/>
+                <w:kern w:val="0"/>
+                <w:sz w:val="24"/>
+              </w:rPr>
+            </w:pPr>
+            <w:r>
+              <w:rPr>
+                <w:rFonts w:ascii="FangSong_GB2312" w:eastAsia="FangSong_GB2312" w:hAnsi="FangSong_GB2312" w:cs="FangSong_GB2312" w:hint="eastAsia"/>
+                <w:kern w:val="0"/>
+                <w:sz w:val="24"/>
+              </w:rPr>
+              <w:t xml:space="preserve">课堂思考</w:t>
+            </w:r>
+          </w:p>
+          <w:p>
+            <w:pPr>
+              <w:widowControl/>
+              <w:spacing w:line="400" w:lineRule="exact"/>
+              <w:jc w:val="left"/>
+              <w:rPr>
+                <w:rFonts w:ascii="FangSong_GB2312" w:eastAsia="FangSong_GB2312" w:hAnsi="FangSong_GB2312" w:cs="FangSong_GB2312"/>
+                <w:kern w:val="0"/>
+                <w:sz w:val="24"/>
+              </w:rPr>
+            </w:pPr>
+            <w:r>
+              <w:rPr>
+                <w:rFonts w:ascii="FangSong_GB2312" w:eastAsia="FangSong_GB2312" w:hAnsi="FangSong_GB2312" w:cs="FangSong_GB2312" w:hint="eastAsia"/>
+                <w:kern w:val="0"/>
+                <w:sz w:val="24"/>
+              </w:rPr>
+              <w:t xml:space="preserve">课程思政融入点</w:t>
+            </w:r>
+          </w:p>
+          <w:p>
+            <w:pPr>
+              <w:widowControl/>
+              <w:spacing w:line="400" w:lineRule="exact"/>
+              <w:jc w:val="left"/>
+              <w:rPr>
+                <w:rFonts w:ascii="FangSong_GB2312" w:eastAsia="FangSong_GB2312" w:hAnsi="FangSong_GB2312" w:cs="FangSong_GB2312"/>
+                <w:kern w:val="0"/>
+                <w:sz w:val="24"/>
+              </w:rPr>
+            </w:pPr>
+            <w:r>
+              <w:rPr>
+                <w:rFonts w:ascii="FangSong_GB2312" w:eastAsia="FangSong_GB2312" w:hAnsi="FangSong_GB2312" w:cs="FangSong_GB2312" w:hint="eastAsia"/>
+                <w:kern w:val="0"/>
+                <w:sz w:val="24"/>
+              </w:rPr>
+              <w:t xml:space="preserve">教学组织拆解 Cooper 三种模型大战，对比工程师冰冷的实现模型逻辑与人类朴素直觉的心理模型（不求真理只求管用）之间的天然错位。</w:t>
+            </w:r>
+          </w:p>
+          <w:p>
+            <w:pPr>
+              <w:widowControl/>
+              <w:spacing w:line="400" w:lineRule="exact"/>
+              <w:jc w:val="left"/>
+              <w:rPr>
+                <w:rFonts w:ascii="FangSong_GB2312" w:eastAsia="FangSong_GB2312" w:hAnsi="FangSong_GB2312" w:cs="FangSong_GB2312"/>
+                <w:kern w:val="0"/>
+                <w:sz w:val="24"/>
+              </w:rPr>
+            </w:pPr>
+            <w:r>
+              <w:rPr>
+                <w:rFonts w:ascii="FangSong_GB2312" w:eastAsia="FangSong_GB2312" w:hAnsi="FangSong_GB2312" w:cs="FangSong_GB2312" w:hint="eastAsia"/>
+                <w:kern w:val="0"/>
+                <w:sz w:val="24"/>
+              </w:rPr>
+              <w:t xml:space="preserve">教学方法项目导引、白板推演、热力图认知分析实践</w:t>
+            </w:r>
+          </w:p>
+          <w:p>
+            <w:pPr>
+              <w:widowControl/>
+              <w:spacing w:line="400" w:lineRule="exact"/>
+              <w:jc w:val="left"/>
+              <w:rPr>
+                <w:rFonts w:ascii="FangSong_GB2312" w:eastAsia="FangSong_GB2312" w:hAnsi="FangSong_GB2312" w:cs="FangSong_GB2312"/>
+                <w:kern w:val="0"/>
+                <w:sz w:val="24"/>
+              </w:rPr>
+            </w:pPr>
+            <w:r>
+              <w:rPr>
+                <w:rFonts w:ascii="FangSong_GB2312" w:eastAsia="FangSong_GB2312" w:hAnsi="FangSong_GB2312" w:cs="FangSong_GB2312" w:hint="eastAsia"/>
+                <w:kern w:val="0"/>
+                <w:sz w:val="24"/>
+              </w:rPr>
+              <w:t xml:space="preserve">时间安排约12分钟（0.3实践学时）</w:t>
+            </w:r>
+          </w:p>
+          <w:p>
+            <w:pPr>
+              <w:widowControl/>
+              <w:spacing w:line="400" w:lineRule="exact"/>
+              <w:jc w:val="left"/>
+              <w:rPr>
+                <w:rFonts w:ascii="FangSong_GB2312" w:eastAsia="FangSong_GB2312" w:hAnsi="FangSong_GB2312" w:cs="FangSong_GB2312"/>
+                <w:kern w:val="0"/>
+                <w:sz w:val="24"/>
+              </w:rPr>
+            </w:pPr>
+            <w:r>
+              <w:rPr>
+                <w:rFonts w:ascii="FangSong_GB2312" w:eastAsia="FangSong_GB2312" w:hAnsi="FangSong_GB2312" w:cs="FangSong_GB2312" w:hint="eastAsia"/>
+                <w:kern w:val="0"/>
+                <w:sz w:val="24"/>
+              </w:rPr>
+              <w:t xml:space="preserve">课堂思考</w:t>
+            </w:r>
+          </w:p>
+          <w:p>
+            <w:pPr>
+              <w:widowControl/>
+              <w:spacing w:line="400" w:lineRule="exact"/>
+              <w:jc w:val="left"/>
+              <w:rPr>
+                <w:rFonts w:ascii="FangSong_GB2312" w:eastAsia="FangSong_GB2312" w:hAnsi="FangSong_GB2312" w:cs="FangSong_GB2312"/>
+                <w:kern w:val="0"/>
+                <w:sz w:val="24"/>
+              </w:rPr>
+            </w:pPr>
+            <w:r>
+              <w:rPr>
+                <w:rFonts w:ascii="FangSong_GB2312" w:eastAsia="FangSong_GB2312" w:hAnsi="FangSong_GB2312" w:cs="FangSong_GB2312" w:hint="eastAsia"/>
+                <w:kern w:val="0"/>
+                <w:sz w:val="24"/>
+              </w:rPr>
+              <w:t xml:space="preserve">课程思政融入点</w:t>
+            </w:r>
+          </w:p>
+          <w:p>
+            <w:pPr>
+              <w:widowControl/>
+              <w:spacing w:line="400" w:lineRule="exact"/>
+              <w:jc w:val="left"/>
+              <w:rPr>
+                <w:rFonts w:ascii="FangSong_GB2312" w:eastAsia="FangSong_GB2312" w:hAnsi="FangSong_GB2312" w:cs="FangSong_GB2312"/>
+                <w:kern w:val="0"/>
+                <w:sz w:val="24"/>
+              </w:rPr>
+            </w:pPr>
+            <w:r>
+              <w:rPr>
+                <w:rFonts w:ascii="FangSong_GB2312" w:eastAsia="FangSong_GB2312" w:hAnsi="FangSong_GB2312" w:cs="FangSong_GB2312" w:hint="eastAsia"/>
+                <w:kern w:val="0"/>
+                <w:sz w:val="24"/>
+              </w:rPr>
+              <w:t xml:space="preserve">教学组织探讨表现模型如何向心理模型跃迁从而掩盖底层复杂性，讨论过度迎合的隐瞒风险以及空间计算环境下的心理模型真空。</w:t>
+            </w:r>
+          </w:p>
+          <w:p>
+            <w:pPr>
+              <w:widowControl/>
+              <w:spacing w:line="400" w:lineRule="exact"/>
+              <w:jc w:val="left"/>
+              <w:rPr>
+                <w:rFonts w:ascii="FangSong_GB2312" w:eastAsia="FangSong_GB2312" w:hAnsi="FangSong_GB2312" w:cs="FangSong_GB2312"/>
+                <w:kern w:val="0"/>
+                <w:sz w:val="24"/>
+              </w:rPr>
+            </w:pPr>
+            <w:r>
+              <w:rPr>
+                <w:rFonts w:ascii="FangSong_GB2312" w:eastAsia="FangSong_GB2312" w:hAnsi="FangSong_GB2312" w:cs="FangSong_GB2312" w:hint="eastAsia"/>
+                <w:kern w:val="0"/>
+                <w:sz w:val="24"/>
+              </w:rPr>
+              <w:t xml:space="preserve">教学方法项目导引、白板推演、热力图认知分析实践</w:t>
+            </w:r>
+          </w:p>
+          <w:p>
+            <w:pPr>
+              <w:widowControl/>
+              <w:spacing w:line="400" w:lineRule="exact"/>
+              <w:jc w:val="left"/>
+              <w:rPr>
+                <w:rFonts w:ascii="FangSong_GB2312" w:eastAsia="FangSong_GB2312" w:hAnsi="FangSong_GB2312" w:cs="FangSong_GB2312"/>
+                <w:kern w:val="0"/>
+                <w:sz w:val="24"/>
+              </w:rPr>
+            </w:pPr>
+            <w:r>
+              <w:rPr>
+                <w:rFonts w:ascii="FangSong_GB2312" w:eastAsia="FangSong_GB2312" w:hAnsi="FangSong_GB2312" w:cs="FangSong_GB2312" w:hint="eastAsia"/>
+                <w:kern w:val="0"/>
+                <w:sz w:val="24"/>
+              </w:rPr>
+              <w:t xml:space="preserve">时间安排约13分钟（0.3实践学时）</w:t>
+            </w:r>
+          </w:p>
+          <w:p>
+            <w:pPr>
+              <w:widowControl/>
+              <w:spacing w:line="400" w:lineRule="exact"/>
+              <w:jc w:val="left"/>
+              <w:rPr>
+                <w:rFonts w:ascii="FangSong_GB2312" w:eastAsia="FangSong_GB2312" w:hAnsi="FangSong_GB2312" w:cs="FangSong_GB2312"/>
+                <w:kern w:val="0"/>
+                <w:sz w:val="24"/>
+              </w:rPr>
+            </w:pPr>
+            <w:r>
+              <w:rPr>
+                <w:rFonts w:ascii="FangSong_GB2312" w:eastAsia="FangSong_GB2312" w:hAnsi="FangSong_GB2312" w:cs="FangSong_GB2312" w:hint="eastAsia"/>
+                <w:kern w:val="0"/>
+                <w:sz w:val="24"/>
+              </w:rPr>
+              <w:t xml:space="preserve">课堂思考</w:t>
+            </w:r>
+          </w:p>
+          <w:p>
+            <w:pPr>
+              <w:widowControl/>
+              <w:spacing w:line="400" w:lineRule="exact"/>
+              <w:jc w:val="left"/>
+              <w:rPr>
+                <w:rFonts w:ascii="FangSong_GB2312" w:eastAsia="FangSong_GB2312" w:hAnsi="FangSong_GB2312" w:cs="FangSong_GB2312"/>
+                <w:kern w:val="0"/>
+                <w:sz w:val="24"/>
+              </w:rPr>
+            </w:pPr>
+            <w:r>
+              <w:rPr>
+                <w:rFonts w:ascii="FangSong_GB2312" w:eastAsia="FangSong_GB2312" w:hAnsi="FangSong_GB2312" w:cs="FangSong_GB2312" w:hint="eastAsia"/>
+                <w:kern w:val="0"/>
+                <w:sz w:val="24"/>
+              </w:rPr>
+              <w:t xml:space="preserve">课程思政融入点</w:t>
+            </w:r>
+          </w:p>
+          <w:p>
+            <w:pPr>
+              <w:widowControl/>
+              <w:spacing w:line="400" w:lineRule="exact"/>
+              <w:jc w:val="left"/>
+              <w:rPr>
+                <w:rFonts w:ascii="FangSong_GB2312" w:eastAsia="FangSong_GB2312" w:hAnsi="FangSong_GB2312" w:cs="FangSong_GB2312"/>
+                <w:kern w:val="0"/>
+                <w:sz w:val="24"/>
+              </w:rPr>
+            </w:pPr>
+            <w:r>
+              <w:rPr>
+                <w:rFonts w:ascii="FangSong_GB2312" w:eastAsia="FangSong_GB2312" w:hAnsi="FangSong_GB2312" w:cs="FangSong_GB2312" w:hint="eastAsia"/>
+                <w:kern w:val="0"/>
+                <w:sz w:val="24"/>
+              </w:rPr>
+              <w:t xml:space="preserve">教学组织解析界面隐喻的双刃剑效应，探讨隐喻的物理逻辑破裂、遗迹化老化，以及路径依赖对数字原生想象力的封锁与卡片隐喻的算法篡改。</w:t>
+            </w:r>
+          </w:p>
+          <w:p>
+            <w:pPr>
+              <w:widowControl/>
+              <w:spacing w:line="400" w:lineRule="exact"/>
+              <w:jc w:val="left"/>
+              <w:rPr>
+                <w:rFonts w:ascii="FangSong_GB2312" w:eastAsia="FangSong_GB2312" w:hAnsi="FangSong_GB2312" w:cs="FangSong_GB2312"/>
+                <w:kern w:val="0"/>
+                <w:sz w:val="24"/>
+              </w:rPr>
+            </w:pPr>
+            <w:r>
+              <w:rPr>
+                <w:rFonts w:ascii="FangSong_GB2312" w:eastAsia="FangSong_GB2312" w:hAnsi="FangSong_GB2312" w:cs="FangSong_GB2312" w:hint="eastAsia"/>
+                <w:kern w:val="0"/>
+                <w:sz w:val="24"/>
+              </w:rPr>
+              <w:t xml:space="preserve">教学方法项目导引、白板推演、热力图认知分析实践</w:t>
+            </w:r>
+          </w:p>
+          <w:p>
+            <w:pPr>
+              <w:widowControl/>
+              <w:spacing w:line="400" w:lineRule="exact"/>
+              <w:jc w:val="left"/>
+              <w:rPr>
+                <w:rFonts w:ascii="FangSong_GB2312" w:eastAsia="FangSong_GB2312" w:hAnsi="FangSong_GB2312" w:cs="FangSong_GB2312"/>
+                <w:kern w:val="0"/>
+                <w:sz w:val="24"/>
+              </w:rPr>
+            </w:pPr>
+            <w:r>
+              <w:rPr>
+                <w:rFonts w:ascii="FangSong_GB2312" w:eastAsia="FangSong_GB2312" w:hAnsi="FangSong_GB2312" w:cs="FangSong_GB2312" w:hint="eastAsia"/>
+                <w:kern w:val="0"/>
+                <w:sz w:val="24"/>
+              </w:rPr>
+              <w:t xml:space="preserve">时间安排约20分钟（0.4实践学时）</w:t>
+            </w:r>
+          </w:p>
+          <w:p>
+            <w:pPr>
+              <w:widowControl/>
+              <w:spacing w:line="400" w:lineRule="exact"/>
+              <w:jc w:val="left"/>
+              <w:rPr>
+                <w:rFonts w:ascii="FangSong_GB2312" w:eastAsia="FangSong_GB2312" w:hAnsi="FangSong_GB2312" w:cs="FangSong_GB2312"/>
+                <w:kern w:val="0"/>
+                <w:sz w:val="24"/>
+              </w:rPr>
+            </w:pPr>
+            <w:r>
+              <w:rPr>
+                <w:rFonts w:ascii="FangSong_GB2312" w:eastAsia="FangSong_GB2312" w:hAnsi="FangSong_GB2312" w:cs="FangSong_GB2312" w:hint="eastAsia"/>
+                <w:kern w:val="0"/>
+                <w:sz w:val="24"/>
+              </w:rPr>
+              <w:t xml:space="preserve">课堂思考</w:t>
+            </w:r>
+          </w:p>
+          <w:p>
+            <w:pPr>
+              <w:widowControl/>
+              <w:spacing w:line="400" w:lineRule="exact"/>
+              <w:jc w:val="left"/>
+              <w:rPr>
+                <w:rFonts w:ascii="FangSong_GB2312" w:eastAsia="FangSong_GB2312" w:hAnsi="FangSong_GB2312" w:cs="FangSong_GB2312"/>
+                <w:kern w:val="0"/>
+                <w:sz w:val="24"/>
+              </w:rPr>
+            </w:pPr>
+            <w:r>
+              <w:rPr>
+                <w:rFonts w:ascii="FangSong_GB2312" w:eastAsia="FangSong_GB2312" w:hAnsi="FangSong_GB2312" w:cs="FangSong_GB2312" w:hint="eastAsia"/>
+                <w:kern w:val="0"/>
+                <w:sz w:val="24"/>
+              </w:rPr>
+              <w:t xml:space="preserve">课程思政融入点</w:t>
+            </w:r>
+          </w:p>
+          <w:p>
+            <w:pPr>
+              <w:widowControl/>
+              <w:spacing w:line="400" w:lineRule="exact"/>
+              <w:jc w:val="left"/>
+              <w:rPr>
+                <w:rFonts w:ascii="FangSong_GB2312" w:eastAsia="FangSong_GB2312" w:hAnsi="FangSong_GB2312" w:cs="FangSong_GB2312"/>
+                <w:kern w:val="0"/>
+                <w:sz w:val="24"/>
+              </w:rPr>
+            </w:pPr>
+            <w:r>
+              <w:rPr>
+                <w:rFonts w:ascii="FangSong_GB2312" w:eastAsia="FangSong_GB2312" w:hAnsi="FangSong_GB2312" w:cs="FangSong_GB2312" w:hint="eastAsia"/>
+                <w:kern w:val="0"/>
+                <w:sz w:val="24"/>
+              </w:rPr>
+              <w:t xml:space="preserve">教学组织澄清 Miller 定律的死记硬背误区，讲解应用渐进式披露、识别法则以及外部认知/分布式认知（外部化、计算卸载）外包大脑机能的方法。</w:t>
+            </w:r>
+          </w:p>
+          <w:p>
+            <w:pPr>
+              <w:widowControl/>
+              <w:spacing w:line="400" w:lineRule="exact"/>
+              <w:jc w:val="left"/>
+              <w:rPr>
+                <w:rFonts w:ascii="FangSong_GB2312" w:eastAsia="FangSong_GB2312" w:hAnsi="FangSong_GB2312" w:cs="FangSong_GB2312"/>
+                <w:kern w:val="0"/>
+                <w:sz w:val="24"/>
+              </w:rPr>
+            </w:pPr>
+            <w:r>
+              <w:rPr>
+                <w:rFonts w:ascii="FangSong_GB2312" w:eastAsia="FangSong_GB2312" w:hAnsi="FangSong_GB2312" w:cs="FangSong_GB2312" w:hint="eastAsia"/>
+                <w:kern w:val="0"/>
+                <w:sz w:val="24"/>
+              </w:rPr>
+              <w:t xml:space="preserve">教学方法项目导引、白板推演、热力图认知分析实践</w:t>
+            </w:r>
+          </w:p>
+          <w:p>
+            <w:pPr>
+              <w:widowControl/>
+              <w:spacing w:line="400" w:lineRule="exact"/>
+              <w:jc w:val="left"/>
+              <w:rPr>
+                <w:rFonts w:ascii="FangSong_GB2312" w:eastAsia="FangSong_GB2312" w:hAnsi="FangSong_GB2312" w:cs="FangSong_GB2312"/>
+                <w:kern w:val="0"/>
+                <w:sz w:val="24"/>
+              </w:rPr>
+            </w:pPr>
+            <w:r>
+              <w:rPr>
+                <w:rFonts w:ascii="FangSong_GB2312" w:eastAsia="FangSong_GB2312" w:hAnsi="FangSong_GB2312" w:cs="FangSong_GB2312" w:hint="eastAsia"/>
+                <w:kern w:val="0"/>
+                <w:sz w:val="24"/>
+              </w:rPr>
+              <w:t xml:space="preserve">时间安排约15分钟（0.3实践学时）</w:t>
+            </w:r>
+          </w:p>
+          <w:p>
+            <w:pPr>
+              <w:widowControl/>
+              <w:spacing w:line="400" w:lineRule="exact"/>
+              <w:jc w:val="left"/>
+              <w:rPr>
+                <w:rFonts w:ascii="FangSong_GB2312" w:eastAsia="FangSong_GB2312" w:hAnsi="FangSong_GB2312" w:cs="FangSong_GB2312"/>
+                <w:kern w:val="0"/>
+                <w:sz w:val="24"/>
+              </w:rPr>
+            </w:pPr>
+            <w:r>
+              <w:rPr>
+                <w:rFonts w:ascii="FangSong_GB2312" w:eastAsia="FangSong_GB2312" w:hAnsi="FangSong_GB2312" w:cs="FangSong_GB2312" w:hint="eastAsia"/>
+                <w:kern w:val="0"/>
+                <w:sz w:val="24"/>
+              </w:rPr>
+              <w:t xml:space="preserve">课堂思考</w:t>
+            </w:r>
+          </w:p>
+          <w:p>
+            <w:pPr>
+              <w:widowControl/>
+              <w:spacing w:line="400" w:lineRule="exact"/>
+              <w:jc w:val="left"/>
+              <w:rPr>
+                <w:rFonts w:ascii="FangSong_GB2312" w:eastAsia="FangSong_GB2312" w:hAnsi="FangSong_GB2312" w:cs="FangSong_GB2312"/>
+                <w:kern w:val="0"/>
+                <w:sz w:val="24"/>
+              </w:rPr>
+            </w:pPr>
+            <w:r>
+              <w:rPr>
+                <w:rFonts w:ascii="FangSong_GB2312" w:eastAsia="FangSong_GB2312" w:hAnsi="FangSong_GB2312" w:cs="FangSong_GB2312" w:hint="eastAsia"/>
+                <w:kern w:val="0"/>
+                <w:sz w:val="24"/>
+              </w:rPr>
+              <w:t xml:space="preserve">课程思政融入点</w:t>
             </w:r>
           </w:p>
         </w:tc>
@@ -1880,7 +2377,7 @@
                 <w:kern w:val="0"/>
                 <w:sz w:val="24"/>
               </w:rPr>
-              <w:t xml:space="preserve">【教学组织】课堂实践与操作训练:</w:t>
+              <w:t xml:space="preserve">教学组织『认知摩擦大搜查』：学生分组寻找典型糟糕界面，运用鸿沟、模型冲突等四把理论手术刀进行病灶解构，并上台做一句话处方提案。</w:t>
             </w:r>
           </w:p>
           <w:p>
@@ -1902,7 +2399,7 @@
                 <w:kern w:val="0"/>
                 <w:sz w:val="24"/>
               </w:rPr>
-              <w:t xml:space="preserve">1. 实践任务指导：视觉热力图认知分析——标注过载节点并推演重构方案</w:t>
+              <w:t xml:space="preserve">教学方法项目导引、白板推演、热力图认知分析实践</w:t>
             </w:r>
           </w:p>
           <w:p>
@@ -1924,7 +2421,7 @@
                 <w:kern w:val="0"/>
                 <w:sz w:val="24"/>
               </w:rPr>
-              <w:t xml:space="preserve">2. 核心任务目标：选取一个存在认知过载的界面，绘制其认知热力图，标注摩擦节点并提出至少 3 条基于心智模型理论的重构建议。</w:t>
+              <w:t xml:space="preserve">时间安排约35分钟（0.8实践学时）</w:t>
             </w:r>
           </w:p>
           <w:p>
@@ -1946,73 +2443,7 @@
                 <w:kern w:val="0"/>
                 <w:sz w:val="24"/>
               </w:rPr>
-              <w:t xml:space="preserve">3. 教师巡回指导，及时发现并纠正学生实践中的认知偏差。</w:t>
-            </w:r>
-          </w:p>
-          <w:p>
-            <w:pPr>
-              <w:widowControl/>
-              <w:spacing w:line="400" w:lineRule="exact"/>
-              <w:jc w:val="left"/>
-              <w:rPr>
-                <w:rFonts w:ascii="FangSong_GB2312" w:eastAsia="FangSong_GB2312" w:hAnsi="FangSong_GB2312" w:cs="FangSong_GB2312"/>
-                <w:color w:val="000000"/>
-                <w:kern w:val="0"/>
-                <w:sz w:val="24"/>
-              </w:rPr>
-            </w:pPr>
-            <w:r>
-              <w:rPr>
-                <w:rFonts w:ascii="FangSong_GB2312" w:eastAsia="FangSong_GB2312" w:hAnsi="FangSong_GB2312" w:cs="FangSong_GB2312" w:hint="eastAsia"/>
-                <w:color w:val="000000"/>
-                <w:kern w:val="0"/>
-                <w:sz w:val="24"/>
-              </w:rPr>
-              <w:t xml:space="preserve">【教学方法】项目导引、白板推演、热力图认知分析实践</w:t>
-            </w:r>
-          </w:p>
-          <w:p>
-            <w:pPr>
-              <w:widowControl/>
-              <w:spacing w:line="400" w:lineRule="exact"/>
-              <w:jc w:val="left"/>
-              <w:rPr>
-                <w:rFonts w:ascii="FangSong_GB2312" w:eastAsia="FangSong_GB2312" w:hAnsi="FangSong_GB2312" w:cs="FangSong_GB2312"/>
-                <w:color w:val="000000"/>
-                <w:kern w:val="0"/>
-                <w:sz w:val="24"/>
-              </w:rPr>
-            </w:pPr>
-            <w:r>
-              <w:rPr>
-                <w:rFonts w:ascii="FangSong_GB2312" w:eastAsia="FangSong_GB2312" w:hAnsi="FangSong_GB2312" w:cs="FangSong_GB2312" w:hint="eastAsia"/>
-                <w:color w:val="000000"/>
-                <w:kern w:val="0"/>
-                <w:sz w:val="24"/>
-              </w:rPr>
-              <w:t xml:space="preserve">【时间安排】约35分钟（0.8实践学时）</w:t>
-            </w:r>
-          </w:p>
-          <w:p>
-            <w:pPr>
-              <w:widowControl/>
-              <w:spacing w:line="400" w:lineRule="exact"/>
-              <w:jc w:val="left"/>
-              <w:rPr>
-                <w:rFonts w:ascii="FangSong_GB2312" w:eastAsia="FangSong_GB2312" w:hAnsi="FangSong_GB2312" w:cs="FangSong_GB2312"/>
-                <w:color w:val="000000"/>
-                <w:kern w:val="0"/>
-                <w:sz w:val="24"/>
-              </w:rPr>
-            </w:pPr>
-            <w:r>
-              <w:rPr>
-                <w:rFonts w:ascii="FangSong_GB2312" w:eastAsia="FangSong_GB2312" w:hAnsi="FangSong_GB2312" w:cs="FangSong_GB2312" w:hint="eastAsia"/>
-                <w:color w:val="000000"/>
-                <w:kern w:val="0"/>
-                <w:sz w:val="24"/>
-              </w:rPr>
-              <w:t xml:space="preserve">【课堂思考】</w:t>
+              <w:t xml:space="preserve">课堂思考</w:t>
             </w:r>
           </w:p>
         </w:tc>
@@ -2124,7 +2555,7 @@
                 <w:kern w:val="0"/>
                 <w:sz w:val="24"/>
               </w:rPr>
-              <w:t xml:space="preserve">【教学组织】知识凝练与教学反思:</w:t>
+              <w:t xml:space="preserve">教学组织复盘心智摩擦四大核心病因，注入包容性设计的底线思政点，布置『认知热力盲区图』课后改造任务，预告后期的用研课题。</w:t>
             </w:r>
           </w:p>
           <w:p>
@@ -2146,7 +2577,7 @@
                 <w:kern w:val="0"/>
                 <w:sz w:val="24"/>
               </w:rPr>
-              <w:t xml:space="preserve">1. 归纳梳理：总结认知负荷控制的设计法则</w:t>
+              <w:t xml:space="preserve">时间安排约10分钟（0.2实践学时）</w:t>
             </w:r>
           </w:p>
           <w:p>
@@ -2168,73 +2599,7 @@
                 <w:kern w:val="0"/>
                 <w:sz w:val="24"/>
               </w:rPr>
-              <w:t xml:space="preserve">2. 强化记忆：系统性总结本节课核心知识点与技能框架。</w:t>
-            </w:r>
-          </w:p>
-          <w:p>
-            <w:pPr>
-              <w:widowControl/>
-              <w:spacing w:line="400" w:lineRule="exact"/>
-              <w:jc w:val="left"/>
-              <w:rPr>
-                <w:rFonts w:ascii="FangSong_GB2312" w:eastAsia="FangSong_GB2312" w:hAnsi="FangSong_GB2312" w:cs="FangSong_GB2312"/>
-                <w:color w:val="000000"/>
-                <w:kern w:val="0"/>
-                <w:sz w:val="24"/>
-              </w:rPr>
-            </w:pPr>
-            <w:r>
-              <w:rPr>
-                <w:rFonts w:ascii="FangSong_GB2312" w:eastAsia="FangSong_GB2312" w:hAnsi="FangSong_GB2312" w:cs="FangSong_GB2312" w:hint="eastAsia"/>
-                <w:color w:val="000000"/>
-                <w:kern w:val="0"/>
-                <w:sz w:val="24"/>
-              </w:rPr>
-              <w:t xml:space="preserve">3. 布置课后延伸思考与预习任务。</w:t>
-            </w:r>
-          </w:p>
-          <w:p>
-            <w:pPr>
-              <w:widowControl/>
-              <w:spacing w:line="400" w:lineRule="exact"/>
-              <w:jc w:val="left"/>
-              <w:rPr>
-                <w:rFonts w:ascii="FangSong_GB2312" w:eastAsia="FangSong_GB2312" w:hAnsi="FangSong_GB2312" w:cs="FangSong_GB2312"/>
-                <w:color w:val="000000"/>
-                <w:kern w:val="0"/>
-                <w:sz w:val="24"/>
-              </w:rPr>
-            </w:pPr>
-            <w:r>
-              <w:rPr>
-                <w:rFonts w:ascii="FangSong_GB2312" w:eastAsia="FangSong_GB2312" w:hAnsi="FangSong_GB2312" w:cs="FangSong_GB2312" w:hint="eastAsia"/>
-                <w:color w:val="000000"/>
-                <w:kern w:val="0"/>
-                <w:sz w:val="24"/>
-              </w:rPr>
-              <w:t xml:space="preserve">【时间安排】约10分钟（0.3实践学时）</w:t>
-            </w:r>
-          </w:p>
-          <w:p>
-            <w:pPr>
-              <w:widowControl/>
-              <w:spacing w:line="400" w:lineRule="exact"/>
-              <w:jc w:val="left"/>
-              <w:rPr>
-                <w:rFonts w:ascii="FangSong_GB2312" w:eastAsia="FangSong_GB2312" w:hAnsi="FangSong_GB2312" w:cs="FangSong_GB2312"/>
-                <w:color w:val="000000"/>
-                <w:kern w:val="0"/>
-                <w:sz w:val="24"/>
-              </w:rPr>
-            </w:pPr>
-            <w:r>
-              <w:rPr>
-                <w:rFonts w:ascii="FangSong_GB2312" w:eastAsia="FangSong_GB2312" w:hAnsi="FangSong_GB2312" w:cs="FangSong_GB2312" w:hint="eastAsia"/>
-                <w:color w:val="000000"/>
-                <w:kern w:val="0"/>
-                <w:sz w:val="24"/>
-              </w:rPr>
-              <w:t xml:space="preserve">【课程回顾与反思】</w:t>
+              <w:t xml:space="preserve">课程回顾与反思</w:t>
             </w:r>
           </w:p>
         </w:tc>
@@ -2315,7 +2680,7 @@
                 <w:kern w:val="0"/>
                 <w:sz w:val="24"/>
               </w:rPr>
-              <w:t xml:space="preserve">选取一个存在认知过载的界面，绘制其认知热力图，标注摩擦节点并提出至少 3 条基于心智模型理论的重构建议。</w:t>
+              <w:t xml:space="preserve">课堂实践：『认知摩擦大搜查』——分组寻找并用四大认知理论诊断身边的反人类界面病灶；课后作业：选取严重认知过载的界面，绘制『认知热力盲区图』，并运用心智模型原理提出至少3条降维重构建议。</w:t>
             </w:r>
           </w:p>
         </w:tc>
